--- a/public/docs/Bottoms Up 2025 League Info and Rules (04-16-25).docx
+++ b/public/docs/Bottoms Up 2025 League Info and Rules (04-16-25).docx
@@ -1856,2532 +1856,6 @@
         <w:t>e or on gross birdie putts.</w:t>
       </w:r>
     </w:p>
-    <w:p/>
-    <w:p/>
-    <w:p>
-      <w:r>
-        <w:br w:type="page"/>
-      </w:r>
-    </w:p>
-    <w:p/>
-    <w:tbl>
-      <w:tblPr>
-        <w:tblpPr w:leftFromText="180" w:rightFromText="180" w:vertAnchor="page" w:horzAnchor="page" w:tblpXSpec="center" w:tblpY="3376"/>
-        <w:tblW w:w="4945" w:type="dxa"/>
-        <w:tblBorders>
-          <w:top w:val="single" w:sz="4" w:space="0" w:color="auto"/>
-          <w:left w:val="single" w:sz="4" w:space="0" w:color="auto"/>
-          <w:bottom w:val="single" w:sz="4" w:space="0" w:color="auto"/>
-          <w:right w:val="single" w:sz="4" w:space="0" w:color="auto"/>
-          <w:insideH w:val="single" w:sz="4" w:space="0" w:color="auto"/>
-          <w:insideV w:val="single" w:sz="4" w:space="0" w:color="auto"/>
-        </w:tblBorders>
-        <w:tblLook w:val="04A0" w:firstRow="1" w:lastRow="0" w:firstColumn="1" w:lastColumn="0" w:noHBand="0" w:noVBand="1"/>
-      </w:tblPr>
-      <w:tblGrid>
-        <w:gridCol w:w="625"/>
-        <w:gridCol w:w="1435"/>
-        <w:gridCol w:w="1360"/>
-        <w:gridCol w:w="1525"/>
-      </w:tblGrid>
-      <w:tr>
-        <w:trPr>
-          <w:trHeight w:val="315"/>
-        </w:trPr>
-        <w:tc>
-          <w:tcPr>
-            <w:tcW w:w="3420" w:type="dxa"/>
-            <w:gridSpan w:val="3"/>
-            <w:shd w:val="clear" w:color="auto" w:fill="auto"/>
-            <w:vAlign w:val="center"/>
-            <w:hideMark/>
-          </w:tcPr>
-          <w:p>
-            <w:pPr>
-              <w:spacing w:after="0" w:line="240" w:lineRule="auto"/>
-              <w:jc w:val="center"/>
-              <w:rPr>
-                <w:rFonts w:ascii="Calibri" w:eastAsia="Times New Roman" w:hAnsi="Calibri" w:cs="Calibri"/>
-                <w:color w:val="000000"/>
-                <w:kern w:val="0"/>
-                <w14:ligatures w14:val="none"/>
-              </w:rPr>
-            </w:pPr>
-            <w:r>
-              <w:rPr>
-                <w:rFonts w:ascii="Calibri" w:eastAsia="Times New Roman" w:hAnsi="Calibri" w:cs="Calibri"/>
-                <w:color w:val="000000"/>
-                <w:kern w:val="0"/>
-                <w14:ligatures w14:val="none"/>
-              </w:rPr>
-              <w:t>Players</w:t>
-            </w:r>
-          </w:p>
-        </w:tc>
-        <w:tc>
-          <w:tcPr>
-            <w:tcW w:w="1525" w:type="dxa"/>
-          </w:tcPr>
-          <w:p>
-            <w:pPr>
-              <w:spacing w:after="0" w:line="240" w:lineRule="auto"/>
-              <w:jc w:val="center"/>
-              <w:rPr>
-                <w:rFonts w:ascii="Calibri" w:eastAsia="Times New Roman" w:hAnsi="Calibri" w:cs="Calibri"/>
-                <w:color w:val="000000"/>
-                <w:kern w:val="0"/>
-                <w14:ligatures w14:val="none"/>
-              </w:rPr>
-            </w:pPr>
-            <w:r>
-              <w:rPr>
-                <w:rFonts w:ascii="Calibri" w:eastAsia="Times New Roman" w:hAnsi="Calibri" w:cs="Calibri"/>
-                <w:color w:val="000000"/>
-                <w:kern w:val="0"/>
-                <w14:ligatures w14:val="none"/>
-              </w:rPr>
-              <w:t>2025 Status</w:t>
-            </w:r>
-          </w:p>
-        </w:tc>
-      </w:tr>
-      <w:tr>
-        <w:trPr>
-          <w:trHeight w:val="300"/>
-        </w:trPr>
-        <w:tc>
-          <w:tcPr>
-            <w:tcW w:w="625" w:type="dxa"/>
-            <w:shd w:val="clear" w:color="auto" w:fill="auto"/>
-            <w:vAlign w:val="center"/>
-            <w:hideMark/>
-          </w:tcPr>
-          <w:p>
-            <w:pPr>
-              <w:spacing w:after="0" w:line="240" w:lineRule="auto"/>
-              <w:jc w:val="center"/>
-              <w:rPr>
-                <w:rFonts w:ascii="Calibri" w:eastAsia="Times New Roman" w:hAnsi="Calibri" w:cs="Calibri"/>
-                <w:color w:val="000000"/>
-                <w:kern w:val="0"/>
-                <w14:ligatures w14:val="none"/>
-              </w:rPr>
-            </w:pPr>
-            <w:r>
-              <w:rPr>
-                <w:rFonts w:ascii="Calibri" w:eastAsia="Times New Roman" w:hAnsi="Calibri" w:cs="Calibri"/>
-                <w:color w:val="000000"/>
-                <w:kern w:val="0"/>
-                <w14:ligatures w14:val="none"/>
-              </w:rPr>
-              <w:t>1</w:t>
-            </w:r>
-          </w:p>
-        </w:tc>
-        <w:tc>
-          <w:tcPr>
-            <w:tcW w:w="1435" w:type="dxa"/>
-            <w:shd w:val="clear" w:color="auto" w:fill="auto"/>
-            <w:vAlign w:val="center"/>
-            <w:hideMark/>
-          </w:tcPr>
-          <w:p>
-            <w:pPr>
-              <w:spacing w:after="0" w:line="240" w:lineRule="auto"/>
-              <w:rPr>
-                <w:rFonts w:ascii="Calibri" w:eastAsia="Times New Roman" w:hAnsi="Calibri" w:cs="Calibri"/>
-                <w:color w:val="000000"/>
-                <w:kern w:val="0"/>
-                <w14:ligatures w14:val="none"/>
-              </w:rPr>
-            </w:pPr>
-            <w:r>
-              <w:rPr>
-                <w:rFonts w:ascii="Calibri" w:eastAsia="Times New Roman" w:hAnsi="Calibri" w:cs="Calibri"/>
-                <w:color w:val="000000"/>
-                <w:kern w:val="0"/>
-                <w14:ligatures w14:val="none"/>
-              </w:rPr>
-              <w:t>*</w:t>
-            </w:r>
-            <w:r>
-              <w:rPr>
-                <w:rFonts w:ascii="Calibri" w:eastAsia="Times New Roman" w:hAnsi="Calibri" w:cs="Calibri"/>
-                <w:color w:val="000000"/>
-                <w:kern w:val="0"/>
-                <w14:ligatures w14:val="none"/>
-              </w:rPr>
-              <w:t>Adkison</w:t>
-            </w:r>
-          </w:p>
-        </w:tc>
-        <w:tc>
-          <w:tcPr>
-            <w:tcW w:w="1360" w:type="dxa"/>
-            <w:shd w:val="clear" w:color="auto" w:fill="auto"/>
-            <w:vAlign w:val="center"/>
-            <w:hideMark/>
-          </w:tcPr>
-          <w:p>
-            <w:pPr>
-              <w:spacing w:after="0" w:line="240" w:lineRule="auto"/>
-              <w:rPr>
-                <w:rFonts w:ascii="Calibri" w:eastAsia="Times New Roman" w:hAnsi="Calibri" w:cs="Calibri"/>
-                <w:color w:val="000000"/>
-                <w:kern w:val="0"/>
-                <w14:ligatures w14:val="none"/>
-              </w:rPr>
-            </w:pPr>
-            <w:r>
-              <w:rPr>
-                <w:rFonts w:ascii="Calibri" w:eastAsia="Times New Roman" w:hAnsi="Calibri" w:cs="Calibri"/>
-                <w:color w:val="000000"/>
-                <w:kern w:val="0"/>
-                <w14:ligatures w14:val="none"/>
-              </w:rPr>
-              <w:t>Tony</w:t>
-            </w:r>
-          </w:p>
-        </w:tc>
-        <w:tc>
-          <w:tcPr>
-            <w:tcW w:w="1525" w:type="dxa"/>
-          </w:tcPr>
-          <w:p>
-            <w:pPr>
-              <w:spacing w:after="0" w:line="240" w:lineRule="auto"/>
-              <w:jc w:val="center"/>
-              <w:rPr>
-                <w:rFonts w:ascii="Calibri" w:eastAsia="Times New Roman" w:hAnsi="Calibri" w:cs="Calibri"/>
-                <w:color w:val="000000"/>
-                <w:kern w:val="0"/>
-                <w14:ligatures w14:val="none"/>
-              </w:rPr>
-            </w:pPr>
-            <w:r>
-              <w:rPr>
-                <w:rFonts w:ascii="Calibri" w:eastAsia="Times New Roman" w:hAnsi="Calibri" w:cs="Calibri"/>
-                <w:color w:val="000000"/>
-                <w:kern w:val="0"/>
-                <w14:ligatures w14:val="none"/>
-              </w:rPr>
-              <w:t>Regular</w:t>
-            </w:r>
-          </w:p>
-        </w:tc>
-      </w:tr>
-      <w:tr>
-        <w:trPr>
-          <w:trHeight w:val="300"/>
-        </w:trPr>
-        <w:tc>
-          <w:tcPr>
-            <w:tcW w:w="625" w:type="dxa"/>
-            <w:shd w:val="clear" w:color="auto" w:fill="auto"/>
-            <w:vAlign w:val="center"/>
-            <w:hideMark/>
-          </w:tcPr>
-          <w:p>
-            <w:pPr>
-              <w:spacing w:after="0" w:line="240" w:lineRule="auto"/>
-              <w:jc w:val="center"/>
-              <w:rPr>
-                <w:rFonts w:ascii="Calibri" w:eastAsia="Times New Roman" w:hAnsi="Calibri" w:cs="Calibri"/>
-                <w:color w:val="000000"/>
-                <w:kern w:val="0"/>
-                <w14:ligatures w14:val="none"/>
-              </w:rPr>
-            </w:pPr>
-            <w:r>
-              <w:rPr>
-                <w:rFonts w:ascii="Calibri" w:eastAsia="Times New Roman" w:hAnsi="Calibri" w:cs="Calibri"/>
-                <w:color w:val="000000"/>
-                <w:kern w:val="0"/>
-                <w14:ligatures w14:val="none"/>
-              </w:rPr>
-              <w:t>2</w:t>
-            </w:r>
-          </w:p>
-        </w:tc>
-        <w:tc>
-          <w:tcPr>
-            <w:tcW w:w="1435" w:type="dxa"/>
-            <w:shd w:val="clear" w:color="auto" w:fill="auto"/>
-            <w:vAlign w:val="center"/>
-            <w:hideMark/>
-          </w:tcPr>
-          <w:p>
-            <w:pPr>
-              <w:spacing w:after="0" w:line="240" w:lineRule="auto"/>
-              <w:rPr>
-                <w:rFonts w:ascii="Calibri" w:eastAsia="Times New Roman" w:hAnsi="Calibri" w:cs="Calibri"/>
-                <w:color w:val="000000"/>
-                <w:kern w:val="0"/>
-                <w14:ligatures w14:val="none"/>
-              </w:rPr>
-            </w:pPr>
-            <w:r>
-              <w:rPr>
-                <w:rFonts w:ascii="Calibri" w:eastAsia="Times New Roman" w:hAnsi="Calibri" w:cs="Calibri"/>
-                <w:color w:val="000000"/>
-                <w:kern w:val="0"/>
-                <w14:ligatures w14:val="none"/>
-              </w:rPr>
-              <w:t>Arndt</w:t>
-            </w:r>
-          </w:p>
-        </w:tc>
-        <w:tc>
-          <w:tcPr>
-            <w:tcW w:w="1360" w:type="dxa"/>
-            <w:shd w:val="clear" w:color="auto" w:fill="auto"/>
-            <w:vAlign w:val="center"/>
-            <w:hideMark/>
-          </w:tcPr>
-          <w:p>
-            <w:pPr>
-              <w:spacing w:after="0" w:line="240" w:lineRule="auto"/>
-              <w:rPr>
-                <w:rFonts w:ascii="Calibri" w:eastAsia="Times New Roman" w:hAnsi="Calibri" w:cs="Calibri"/>
-                <w:color w:val="000000"/>
-                <w:kern w:val="0"/>
-                <w14:ligatures w14:val="none"/>
-              </w:rPr>
-            </w:pPr>
-            <w:r>
-              <w:rPr>
-                <w:rFonts w:ascii="Calibri" w:eastAsia="Times New Roman" w:hAnsi="Calibri" w:cs="Calibri"/>
-                <w:color w:val="000000"/>
-                <w:kern w:val="0"/>
-                <w14:ligatures w14:val="none"/>
-              </w:rPr>
-              <w:t>Karen</w:t>
-            </w:r>
-          </w:p>
-        </w:tc>
-        <w:tc>
-          <w:tcPr>
-            <w:tcW w:w="1525" w:type="dxa"/>
-          </w:tcPr>
-          <w:p>
-            <w:pPr>
-              <w:spacing w:after="0" w:line="240" w:lineRule="auto"/>
-              <w:jc w:val="center"/>
-              <w:rPr>
-                <w:rFonts w:ascii="Calibri" w:eastAsia="Times New Roman" w:hAnsi="Calibri" w:cs="Calibri"/>
-                <w:color w:val="000000"/>
-                <w:kern w:val="0"/>
-                <w14:ligatures w14:val="none"/>
-              </w:rPr>
-            </w:pPr>
-            <w:r>
-              <w:rPr>
-                <w:rFonts w:ascii="Calibri" w:eastAsia="Times New Roman" w:hAnsi="Calibri" w:cs="Calibri"/>
-                <w:color w:val="000000"/>
-                <w:kern w:val="0"/>
-                <w14:ligatures w14:val="none"/>
-              </w:rPr>
-              <w:t>Regular</w:t>
-            </w:r>
-          </w:p>
-        </w:tc>
-      </w:tr>
-      <w:tr>
-        <w:trPr>
-          <w:trHeight w:val="300"/>
-        </w:trPr>
-        <w:tc>
-          <w:tcPr>
-            <w:tcW w:w="625" w:type="dxa"/>
-            <w:shd w:val="clear" w:color="auto" w:fill="auto"/>
-            <w:vAlign w:val="center"/>
-            <w:hideMark/>
-          </w:tcPr>
-          <w:p>
-            <w:pPr>
-              <w:spacing w:after="0" w:line="240" w:lineRule="auto"/>
-              <w:jc w:val="center"/>
-              <w:rPr>
-                <w:rFonts w:ascii="Calibri" w:eastAsia="Times New Roman" w:hAnsi="Calibri" w:cs="Calibri"/>
-                <w:color w:val="000000"/>
-                <w:kern w:val="0"/>
-                <w14:ligatures w14:val="none"/>
-              </w:rPr>
-            </w:pPr>
-            <w:r>
-              <w:rPr>
-                <w:rFonts w:ascii="Calibri" w:eastAsia="Times New Roman" w:hAnsi="Calibri" w:cs="Calibri"/>
-                <w:color w:val="000000"/>
-                <w:kern w:val="0"/>
-                <w14:ligatures w14:val="none"/>
-              </w:rPr>
-              <w:t>3</w:t>
-            </w:r>
-          </w:p>
-        </w:tc>
-        <w:tc>
-          <w:tcPr>
-            <w:tcW w:w="1435" w:type="dxa"/>
-            <w:shd w:val="clear" w:color="auto" w:fill="auto"/>
-            <w:vAlign w:val="center"/>
-            <w:hideMark/>
-          </w:tcPr>
-          <w:p>
-            <w:pPr>
-              <w:spacing w:after="0" w:line="240" w:lineRule="auto"/>
-              <w:rPr>
-                <w:rFonts w:ascii="Calibri" w:eastAsia="Times New Roman" w:hAnsi="Calibri" w:cs="Calibri"/>
-                <w:color w:val="000000"/>
-                <w:kern w:val="0"/>
-                <w14:ligatures w14:val="none"/>
-              </w:rPr>
-            </w:pPr>
-            <w:r>
-              <w:rPr>
-                <w:rFonts w:ascii="Calibri" w:eastAsia="Times New Roman" w:hAnsi="Calibri" w:cs="Calibri"/>
-                <w:color w:val="000000"/>
-                <w:kern w:val="0"/>
-                <w14:ligatures w14:val="none"/>
-              </w:rPr>
-              <w:t>Bess</w:t>
-            </w:r>
-          </w:p>
-        </w:tc>
-        <w:tc>
-          <w:tcPr>
-            <w:tcW w:w="1360" w:type="dxa"/>
-            <w:shd w:val="clear" w:color="auto" w:fill="auto"/>
-            <w:vAlign w:val="center"/>
-            <w:hideMark/>
-          </w:tcPr>
-          <w:p>
-            <w:pPr>
-              <w:spacing w:after="0" w:line="240" w:lineRule="auto"/>
-              <w:rPr>
-                <w:rFonts w:ascii="Calibri" w:eastAsia="Times New Roman" w:hAnsi="Calibri" w:cs="Calibri"/>
-                <w:color w:val="000000"/>
-                <w:kern w:val="0"/>
-                <w14:ligatures w14:val="none"/>
-              </w:rPr>
-            </w:pPr>
-            <w:r>
-              <w:rPr>
-                <w:rFonts w:ascii="Calibri" w:eastAsia="Times New Roman" w:hAnsi="Calibri" w:cs="Calibri"/>
-                <w:color w:val="000000"/>
-                <w:kern w:val="0"/>
-                <w14:ligatures w14:val="none"/>
-              </w:rPr>
-              <w:t>Ami</w:t>
-            </w:r>
-          </w:p>
-        </w:tc>
-        <w:tc>
-          <w:tcPr>
-            <w:tcW w:w="1525" w:type="dxa"/>
-          </w:tcPr>
-          <w:p>
-            <w:pPr>
-              <w:spacing w:after="0" w:line="240" w:lineRule="auto"/>
-              <w:jc w:val="center"/>
-              <w:rPr>
-                <w:rFonts w:ascii="Calibri" w:eastAsia="Times New Roman" w:hAnsi="Calibri" w:cs="Calibri"/>
-                <w:color w:val="000000"/>
-                <w:kern w:val="0"/>
-                <w14:ligatures w14:val="none"/>
-              </w:rPr>
-            </w:pPr>
-            <w:r>
-              <w:rPr>
-                <w:rFonts w:ascii="Calibri" w:eastAsia="Times New Roman" w:hAnsi="Calibri" w:cs="Calibri"/>
-                <w:color w:val="000000"/>
-                <w:kern w:val="0"/>
-                <w14:ligatures w14:val="none"/>
-              </w:rPr>
-              <w:t>Regular</w:t>
-            </w:r>
-          </w:p>
-        </w:tc>
-      </w:tr>
-      <w:tr>
-        <w:trPr>
-          <w:trHeight w:val="300"/>
-        </w:trPr>
-        <w:tc>
-          <w:tcPr>
-            <w:tcW w:w="625" w:type="dxa"/>
-            <w:shd w:val="clear" w:color="auto" w:fill="auto"/>
-            <w:vAlign w:val="center"/>
-            <w:hideMark/>
-          </w:tcPr>
-          <w:p>
-            <w:pPr>
-              <w:spacing w:after="0" w:line="240" w:lineRule="auto"/>
-              <w:jc w:val="center"/>
-              <w:rPr>
-                <w:rFonts w:ascii="Calibri" w:eastAsia="Times New Roman" w:hAnsi="Calibri" w:cs="Calibri"/>
-                <w:color w:val="000000"/>
-                <w:kern w:val="0"/>
-                <w14:ligatures w14:val="none"/>
-              </w:rPr>
-            </w:pPr>
-            <w:r>
-              <w:rPr>
-                <w:rFonts w:ascii="Calibri" w:eastAsia="Times New Roman" w:hAnsi="Calibri" w:cs="Calibri"/>
-                <w:color w:val="000000"/>
-                <w:kern w:val="0"/>
-                <w14:ligatures w14:val="none"/>
-              </w:rPr>
-              <w:t>4</w:t>
-            </w:r>
-          </w:p>
-        </w:tc>
-        <w:tc>
-          <w:tcPr>
-            <w:tcW w:w="1435" w:type="dxa"/>
-            <w:shd w:val="clear" w:color="auto" w:fill="auto"/>
-            <w:vAlign w:val="center"/>
-            <w:hideMark/>
-          </w:tcPr>
-          <w:p>
-            <w:pPr>
-              <w:spacing w:after="0" w:line="240" w:lineRule="auto"/>
-              <w:rPr>
-                <w:rFonts w:ascii="Calibri" w:eastAsia="Times New Roman" w:hAnsi="Calibri" w:cs="Calibri"/>
-                <w:color w:val="000000"/>
-                <w:kern w:val="0"/>
-                <w14:ligatures w14:val="none"/>
-              </w:rPr>
-            </w:pPr>
-            <w:r>
-              <w:rPr>
-                <w:rFonts w:ascii="Calibri" w:eastAsia="Times New Roman" w:hAnsi="Calibri" w:cs="Calibri"/>
-                <w:color w:val="000000"/>
-                <w:kern w:val="0"/>
-                <w14:ligatures w14:val="none"/>
-              </w:rPr>
-              <w:t>Bess</w:t>
-            </w:r>
-          </w:p>
-        </w:tc>
-        <w:tc>
-          <w:tcPr>
-            <w:tcW w:w="1360" w:type="dxa"/>
-            <w:shd w:val="clear" w:color="auto" w:fill="auto"/>
-            <w:vAlign w:val="center"/>
-            <w:hideMark/>
-          </w:tcPr>
-          <w:p>
-            <w:pPr>
-              <w:spacing w:after="0" w:line="240" w:lineRule="auto"/>
-              <w:rPr>
-                <w:rFonts w:ascii="Calibri" w:eastAsia="Times New Roman" w:hAnsi="Calibri" w:cs="Calibri"/>
-                <w:color w:val="000000"/>
-                <w:kern w:val="0"/>
-                <w14:ligatures w14:val="none"/>
-              </w:rPr>
-            </w:pPr>
-            <w:r>
-              <w:rPr>
-                <w:rFonts w:ascii="Calibri" w:eastAsia="Times New Roman" w:hAnsi="Calibri" w:cs="Calibri"/>
-                <w:color w:val="000000"/>
-                <w:kern w:val="0"/>
-                <w14:ligatures w14:val="none"/>
-              </w:rPr>
-              <w:t>John</w:t>
-            </w:r>
-          </w:p>
-        </w:tc>
-        <w:tc>
-          <w:tcPr>
-            <w:tcW w:w="1525" w:type="dxa"/>
-          </w:tcPr>
-          <w:p>
-            <w:pPr>
-              <w:spacing w:after="0" w:line="240" w:lineRule="auto"/>
-              <w:jc w:val="center"/>
-              <w:rPr>
-                <w:rFonts w:ascii="Calibri" w:eastAsia="Times New Roman" w:hAnsi="Calibri" w:cs="Calibri"/>
-                <w:color w:val="000000"/>
-                <w:kern w:val="0"/>
-                <w14:ligatures w14:val="none"/>
-              </w:rPr>
-            </w:pPr>
-            <w:r>
-              <w:rPr>
-                <w:rFonts w:ascii="Calibri" w:eastAsia="Times New Roman" w:hAnsi="Calibri" w:cs="Calibri"/>
-                <w:color w:val="000000"/>
-                <w:kern w:val="0"/>
-                <w14:ligatures w14:val="none"/>
-              </w:rPr>
-              <w:t>Regular</w:t>
-            </w:r>
-          </w:p>
-        </w:tc>
-      </w:tr>
-      <w:tr>
-        <w:trPr>
-          <w:trHeight w:val="300"/>
-        </w:trPr>
-        <w:tc>
-          <w:tcPr>
-            <w:tcW w:w="625" w:type="dxa"/>
-            <w:shd w:val="clear" w:color="auto" w:fill="auto"/>
-            <w:vAlign w:val="center"/>
-            <w:hideMark/>
-          </w:tcPr>
-          <w:p>
-            <w:pPr>
-              <w:spacing w:after="0" w:line="240" w:lineRule="auto"/>
-              <w:jc w:val="center"/>
-              <w:rPr>
-                <w:rFonts w:ascii="Calibri" w:eastAsia="Times New Roman" w:hAnsi="Calibri" w:cs="Calibri"/>
-                <w:color w:val="000000"/>
-                <w:kern w:val="0"/>
-                <w14:ligatures w14:val="none"/>
-              </w:rPr>
-            </w:pPr>
-            <w:r>
-              <w:rPr>
-                <w:rFonts w:ascii="Calibri" w:eastAsia="Times New Roman" w:hAnsi="Calibri" w:cs="Calibri"/>
-                <w:color w:val="000000"/>
-                <w:kern w:val="0"/>
-                <w14:ligatures w14:val="none"/>
-              </w:rPr>
-              <w:t>5</w:t>
-            </w:r>
-          </w:p>
-        </w:tc>
-        <w:tc>
-          <w:tcPr>
-            <w:tcW w:w="1435" w:type="dxa"/>
-            <w:shd w:val="clear" w:color="auto" w:fill="auto"/>
-            <w:vAlign w:val="center"/>
-            <w:hideMark/>
-          </w:tcPr>
-          <w:p>
-            <w:pPr>
-              <w:spacing w:after="0" w:line="240" w:lineRule="auto"/>
-              <w:rPr>
-                <w:rFonts w:ascii="Calibri" w:eastAsia="Times New Roman" w:hAnsi="Calibri" w:cs="Calibri"/>
-                <w:color w:val="000000"/>
-                <w:kern w:val="0"/>
-                <w14:ligatures w14:val="none"/>
-              </w:rPr>
-            </w:pPr>
-            <w:r>
-              <w:rPr>
-                <w:rFonts w:ascii="Calibri" w:eastAsia="Times New Roman" w:hAnsi="Calibri" w:cs="Calibri"/>
-                <w:color w:val="000000"/>
-                <w:kern w:val="0"/>
-                <w14:ligatures w14:val="none"/>
-              </w:rPr>
-              <w:t>*</w:t>
-            </w:r>
-            <w:r>
-              <w:rPr>
-                <w:rFonts w:ascii="Calibri" w:eastAsia="Times New Roman" w:hAnsi="Calibri" w:cs="Calibri"/>
-                <w:color w:val="000000"/>
-                <w:kern w:val="0"/>
-                <w14:ligatures w14:val="none"/>
-              </w:rPr>
-              <w:t>Dickey</w:t>
-            </w:r>
-          </w:p>
-        </w:tc>
-        <w:tc>
-          <w:tcPr>
-            <w:tcW w:w="1360" w:type="dxa"/>
-            <w:shd w:val="clear" w:color="auto" w:fill="auto"/>
-            <w:vAlign w:val="center"/>
-            <w:hideMark/>
-          </w:tcPr>
-          <w:p>
-            <w:pPr>
-              <w:spacing w:after="0" w:line="240" w:lineRule="auto"/>
-              <w:rPr>
-                <w:rFonts w:ascii="Calibri" w:eastAsia="Times New Roman" w:hAnsi="Calibri" w:cs="Calibri"/>
-                <w:color w:val="000000"/>
-                <w:kern w:val="0"/>
-                <w14:ligatures w14:val="none"/>
-              </w:rPr>
-            </w:pPr>
-            <w:r>
-              <w:rPr>
-                <w:rFonts w:ascii="Calibri" w:eastAsia="Times New Roman" w:hAnsi="Calibri" w:cs="Calibri"/>
-                <w:color w:val="000000"/>
-                <w:kern w:val="0"/>
-                <w14:ligatures w14:val="none"/>
-              </w:rPr>
-              <w:t>Jon</w:t>
-            </w:r>
-          </w:p>
-        </w:tc>
-        <w:tc>
-          <w:tcPr>
-            <w:tcW w:w="1525" w:type="dxa"/>
-          </w:tcPr>
-          <w:p>
-            <w:pPr>
-              <w:spacing w:after="0" w:line="240" w:lineRule="auto"/>
-              <w:jc w:val="center"/>
-              <w:rPr>
-                <w:rFonts w:ascii="Calibri" w:eastAsia="Times New Roman" w:hAnsi="Calibri" w:cs="Calibri"/>
-                <w:color w:val="000000"/>
-                <w:kern w:val="0"/>
-                <w14:ligatures w14:val="none"/>
-              </w:rPr>
-            </w:pPr>
-            <w:r>
-              <w:rPr>
-                <w:rFonts w:ascii="Calibri" w:eastAsia="Times New Roman" w:hAnsi="Calibri" w:cs="Calibri"/>
-                <w:color w:val="000000"/>
-                <w:kern w:val="0"/>
-                <w14:ligatures w14:val="none"/>
-              </w:rPr>
-              <w:t>Regular</w:t>
-            </w:r>
-          </w:p>
-        </w:tc>
-      </w:tr>
-      <w:tr>
-        <w:trPr>
-          <w:trHeight w:val="300"/>
-        </w:trPr>
-        <w:tc>
-          <w:tcPr>
-            <w:tcW w:w="625" w:type="dxa"/>
-            <w:shd w:val="clear" w:color="auto" w:fill="auto"/>
-            <w:vAlign w:val="center"/>
-          </w:tcPr>
-          <w:p>
-            <w:pPr>
-              <w:spacing w:after="0" w:line="240" w:lineRule="auto"/>
-              <w:jc w:val="center"/>
-              <w:rPr>
-                <w:rFonts w:ascii="Calibri" w:eastAsia="Times New Roman" w:hAnsi="Calibri" w:cs="Calibri"/>
-                <w:color w:val="000000"/>
-                <w:kern w:val="0"/>
-                <w14:ligatures w14:val="none"/>
-              </w:rPr>
-            </w:pPr>
-            <w:r>
-              <w:rPr>
-                <w:rFonts w:ascii="Calibri" w:eastAsia="Times New Roman" w:hAnsi="Calibri" w:cs="Calibri"/>
-                <w:color w:val="000000"/>
-                <w:kern w:val="0"/>
-                <w14:ligatures w14:val="none"/>
-              </w:rPr>
-              <w:t>6</w:t>
-            </w:r>
-          </w:p>
-        </w:tc>
-        <w:tc>
-          <w:tcPr>
-            <w:tcW w:w="1435" w:type="dxa"/>
-            <w:shd w:val="clear" w:color="auto" w:fill="auto"/>
-            <w:vAlign w:val="center"/>
-          </w:tcPr>
-          <w:p>
-            <w:pPr>
-              <w:spacing w:after="0" w:line="240" w:lineRule="auto"/>
-              <w:rPr>
-                <w:rFonts w:ascii="Calibri" w:eastAsia="Times New Roman" w:hAnsi="Calibri" w:cs="Calibri"/>
-                <w:color w:val="000000"/>
-                <w:kern w:val="0"/>
-                <w14:ligatures w14:val="none"/>
-              </w:rPr>
-            </w:pPr>
-            <w:r>
-              <w:rPr>
-                <w:rFonts w:ascii="Calibri" w:eastAsia="Times New Roman" w:hAnsi="Calibri" w:cs="Calibri"/>
-                <w:color w:val="000000"/>
-                <w:kern w:val="0"/>
-                <w14:ligatures w14:val="none"/>
-              </w:rPr>
-              <w:t>Guinn</w:t>
-            </w:r>
-          </w:p>
-        </w:tc>
-        <w:tc>
-          <w:tcPr>
-            <w:tcW w:w="1360" w:type="dxa"/>
-            <w:shd w:val="clear" w:color="auto" w:fill="auto"/>
-            <w:vAlign w:val="center"/>
-          </w:tcPr>
-          <w:p>
-            <w:pPr>
-              <w:spacing w:after="0" w:line="240" w:lineRule="auto"/>
-              <w:rPr>
-                <w:rFonts w:ascii="Calibri" w:eastAsia="Times New Roman" w:hAnsi="Calibri" w:cs="Calibri"/>
-                <w:color w:val="000000"/>
-                <w:kern w:val="0"/>
-                <w14:ligatures w14:val="none"/>
-              </w:rPr>
-            </w:pPr>
-            <w:r>
-              <w:rPr>
-                <w:rFonts w:ascii="Calibri" w:eastAsia="Times New Roman" w:hAnsi="Calibri" w:cs="Calibri"/>
-                <w:color w:val="000000"/>
-                <w:kern w:val="0"/>
-                <w14:ligatures w14:val="none"/>
-              </w:rPr>
-              <w:t>Mike</w:t>
-            </w:r>
-          </w:p>
-        </w:tc>
-        <w:tc>
-          <w:tcPr>
-            <w:tcW w:w="1525" w:type="dxa"/>
-          </w:tcPr>
-          <w:p>
-            <w:pPr>
-              <w:spacing w:after="0" w:line="240" w:lineRule="auto"/>
-              <w:jc w:val="center"/>
-              <w:rPr>
-                <w:rFonts w:ascii="Calibri" w:eastAsia="Times New Roman" w:hAnsi="Calibri" w:cs="Calibri"/>
-                <w:color w:val="000000"/>
-                <w:kern w:val="0"/>
-                <w14:ligatures w14:val="none"/>
-              </w:rPr>
-            </w:pPr>
-          </w:p>
-        </w:tc>
-      </w:tr>
-      <w:tr>
-        <w:trPr>
-          <w:trHeight w:val="300"/>
-        </w:trPr>
-        <w:tc>
-          <w:tcPr>
-            <w:tcW w:w="625" w:type="dxa"/>
-            <w:shd w:val="clear" w:color="auto" w:fill="auto"/>
-            <w:vAlign w:val="center"/>
-          </w:tcPr>
-          <w:p>
-            <w:pPr>
-              <w:spacing w:after="0" w:line="240" w:lineRule="auto"/>
-              <w:jc w:val="center"/>
-              <w:rPr>
-                <w:rFonts w:ascii="Calibri" w:eastAsia="Times New Roman" w:hAnsi="Calibri" w:cs="Calibri"/>
-                <w:color w:val="000000"/>
-                <w:kern w:val="0"/>
-                <w14:ligatures w14:val="none"/>
-              </w:rPr>
-            </w:pPr>
-            <w:r>
-              <w:rPr>
-                <w:rFonts w:ascii="Calibri" w:eastAsia="Times New Roman" w:hAnsi="Calibri" w:cs="Calibri"/>
-                <w:color w:val="000000"/>
-                <w:kern w:val="0"/>
-                <w14:ligatures w14:val="none"/>
-              </w:rPr>
-              <w:t>7</w:t>
-            </w:r>
-          </w:p>
-        </w:tc>
-        <w:tc>
-          <w:tcPr>
-            <w:tcW w:w="1435" w:type="dxa"/>
-            <w:shd w:val="clear" w:color="auto" w:fill="auto"/>
-            <w:vAlign w:val="center"/>
-          </w:tcPr>
-          <w:p>
-            <w:pPr>
-              <w:spacing w:after="0" w:line="240" w:lineRule="auto"/>
-              <w:rPr>
-                <w:rFonts w:ascii="Calibri" w:eastAsia="Times New Roman" w:hAnsi="Calibri" w:cs="Calibri"/>
-                <w:color w:val="000000"/>
-                <w:kern w:val="0"/>
-                <w14:ligatures w14:val="none"/>
-              </w:rPr>
-            </w:pPr>
-            <w:r>
-              <w:rPr>
-                <w:rFonts w:ascii="Calibri" w:eastAsia="Times New Roman" w:hAnsi="Calibri" w:cs="Calibri"/>
-                <w:color w:val="000000"/>
-                <w:kern w:val="0"/>
-                <w14:ligatures w14:val="none"/>
-              </w:rPr>
-              <w:t>Hutter</w:t>
-            </w:r>
-          </w:p>
-        </w:tc>
-        <w:tc>
-          <w:tcPr>
-            <w:tcW w:w="1360" w:type="dxa"/>
-            <w:shd w:val="clear" w:color="auto" w:fill="auto"/>
-            <w:vAlign w:val="center"/>
-          </w:tcPr>
-          <w:p>
-            <w:pPr>
-              <w:spacing w:after="0" w:line="240" w:lineRule="auto"/>
-              <w:rPr>
-                <w:rFonts w:ascii="Calibri" w:eastAsia="Times New Roman" w:hAnsi="Calibri" w:cs="Calibri"/>
-                <w:color w:val="000000"/>
-                <w:kern w:val="0"/>
-                <w14:ligatures w14:val="none"/>
-              </w:rPr>
-            </w:pPr>
-            <w:r>
-              <w:rPr>
-                <w:rFonts w:ascii="Calibri" w:eastAsia="Times New Roman" w:hAnsi="Calibri" w:cs="Calibri"/>
-                <w:color w:val="000000"/>
-                <w:kern w:val="0"/>
-                <w14:ligatures w14:val="none"/>
-              </w:rPr>
-              <w:t>Gavin</w:t>
-            </w:r>
-          </w:p>
-        </w:tc>
-        <w:tc>
-          <w:tcPr>
-            <w:tcW w:w="1525" w:type="dxa"/>
-          </w:tcPr>
-          <w:p>
-            <w:pPr>
-              <w:spacing w:after="0" w:line="240" w:lineRule="auto"/>
-              <w:jc w:val="center"/>
-              <w:rPr>
-                <w:rFonts w:ascii="Calibri" w:eastAsia="Times New Roman" w:hAnsi="Calibri" w:cs="Calibri"/>
-                <w:color w:val="000000"/>
-                <w:kern w:val="0"/>
-                <w14:ligatures w14:val="none"/>
-              </w:rPr>
-            </w:pPr>
-          </w:p>
-        </w:tc>
-      </w:tr>
-      <w:tr>
-        <w:trPr>
-          <w:trHeight w:val="300"/>
-        </w:trPr>
-        <w:tc>
-          <w:tcPr>
-            <w:tcW w:w="625" w:type="dxa"/>
-            <w:shd w:val="clear" w:color="auto" w:fill="auto"/>
-            <w:vAlign w:val="center"/>
-            <w:hideMark/>
-          </w:tcPr>
-          <w:p>
-            <w:pPr>
-              <w:spacing w:after="0" w:line="240" w:lineRule="auto"/>
-              <w:jc w:val="center"/>
-              <w:rPr>
-                <w:rFonts w:ascii="Calibri" w:eastAsia="Times New Roman" w:hAnsi="Calibri" w:cs="Calibri"/>
-                <w:color w:val="000000"/>
-                <w:kern w:val="0"/>
-                <w14:ligatures w14:val="none"/>
-              </w:rPr>
-            </w:pPr>
-            <w:r>
-              <w:rPr>
-                <w:rFonts w:ascii="Calibri" w:eastAsia="Times New Roman" w:hAnsi="Calibri" w:cs="Calibri"/>
-                <w:color w:val="000000"/>
-                <w:kern w:val="0"/>
-                <w14:ligatures w14:val="none"/>
-              </w:rPr>
-              <w:t>8</w:t>
-            </w:r>
-          </w:p>
-        </w:tc>
-        <w:tc>
-          <w:tcPr>
-            <w:tcW w:w="1435" w:type="dxa"/>
-            <w:shd w:val="clear" w:color="auto" w:fill="auto"/>
-            <w:vAlign w:val="center"/>
-            <w:hideMark/>
-          </w:tcPr>
-          <w:p>
-            <w:pPr>
-              <w:spacing w:after="0" w:line="240" w:lineRule="auto"/>
-              <w:rPr>
-                <w:rFonts w:ascii="Calibri" w:eastAsia="Times New Roman" w:hAnsi="Calibri" w:cs="Calibri"/>
-                <w:color w:val="000000"/>
-                <w:kern w:val="0"/>
-                <w14:ligatures w14:val="none"/>
-              </w:rPr>
-            </w:pPr>
-            <w:r>
-              <w:rPr>
-                <w:rFonts w:ascii="Calibri" w:eastAsia="Times New Roman" w:hAnsi="Calibri" w:cs="Calibri"/>
-                <w:color w:val="000000"/>
-                <w:kern w:val="0"/>
-                <w14:ligatures w14:val="none"/>
-              </w:rPr>
-              <w:t>Hutter</w:t>
-            </w:r>
-          </w:p>
-        </w:tc>
-        <w:tc>
-          <w:tcPr>
-            <w:tcW w:w="1360" w:type="dxa"/>
-            <w:shd w:val="clear" w:color="auto" w:fill="auto"/>
-            <w:vAlign w:val="center"/>
-            <w:hideMark/>
-          </w:tcPr>
-          <w:p>
-            <w:pPr>
-              <w:spacing w:after="0" w:line="240" w:lineRule="auto"/>
-              <w:rPr>
-                <w:rFonts w:ascii="Calibri" w:eastAsia="Times New Roman" w:hAnsi="Calibri" w:cs="Calibri"/>
-                <w:color w:val="000000"/>
-                <w:kern w:val="0"/>
-                <w14:ligatures w14:val="none"/>
-              </w:rPr>
-            </w:pPr>
-            <w:r>
-              <w:rPr>
-                <w:rFonts w:ascii="Calibri" w:eastAsia="Times New Roman" w:hAnsi="Calibri" w:cs="Calibri"/>
-                <w:color w:val="000000"/>
-                <w:kern w:val="0"/>
-                <w14:ligatures w14:val="none"/>
-              </w:rPr>
-              <w:t>Mark</w:t>
-            </w:r>
-          </w:p>
-        </w:tc>
-        <w:tc>
-          <w:tcPr>
-            <w:tcW w:w="1525" w:type="dxa"/>
-          </w:tcPr>
-          <w:p>
-            <w:pPr>
-              <w:spacing w:after="0" w:line="240" w:lineRule="auto"/>
-              <w:jc w:val="center"/>
-              <w:rPr>
-                <w:rFonts w:ascii="Calibri" w:eastAsia="Times New Roman" w:hAnsi="Calibri" w:cs="Calibri"/>
-                <w:color w:val="000000"/>
-                <w:kern w:val="0"/>
-                <w14:ligatures w14:val="none"/>
-              </w:rPr>
-            </w:pPr>
-            <w:r>
-              <w:rPr>
-                <w:rFonts w:ascii="Calibri" w:eastAsia="Times New Roman" w:hAnsi="Calibri" w:cs="Calibri"/>
-                <w:color w:val="000000"/>
-                <w:kern w:val="0"/>
-                <w14:ligatures w14:val="none"/>
-              </w:rPr>
-              <w:t>Regular</w:t>
-            </w:r>
-          </w:p>
-        </w:tc>
-      </w:tr>
-      <w:tr>
-        <w:trPr>
-          <w:trHeight w:val="300"/>
-        </w:trPr>
-        <w:tc>
-          <w:tcPr>
-            <w:tcW w:w="625" w:type="dxa"/>
-            <w:shd w:val="clear" w:color="auto" w:fill="auto"/>
-            <w:vAlign w:val="center"/>
-          </w:tcPr>
-          <w:p>
-            <w:pPr>
-              <w:spacing w:after="0" w:line="240" w:lineRule="auto"/>
-              <w:jc w:val="center"/>
-              <w:rPr>
-                <w:rFonts w:ascii="Calibri" w:eastAsia="Times New Roman" w:hAnsi="Calibri" w:cs="Calibri"/>
-                <w:color w:val="000000"/>
-                <w:kern w:val="0"/>
-                <w14:ligatures w14:val="none"/>
-              </w:rPr>
-            </w:pPr>
-            <w:r>
-              <w:rPr>
-                <w:rFonts w:ascii="Calibri" w:eastAsia="Times New Roman" w:hAnsi="Calibri" w:cs="Calibri"/>
-                <w:color w:val="000000"/>
-                <w:kern w:val="0"/>
-                <w14:ligatures w14:val="none"/>
-              </w:rPr>
-              <w:t>9</w:t>
-            </w:r>
-          </w:p>
-        </w:tc>
-        <w:tc>
-          <w:tcPr>
-            <w:tcW w:w="1435" w:type="dxa"/>
-            <w:shd w:val="clear" w:color="auto" w:fill="auto"/>
-            <w:vAlign w:val="center"/>
-          </w:tcPr>
-          <w:p>
-            <w:pPr>
-              <w:spacing w:after="0" w:line="240" w:lineRule="auto"/>
-              <w:rPr>
-                <w:rFonts w:ascii="Calibri" w:eastAsia="Times New Roman" w:hAnsi="Calibri" w:cs="Calibri"/>
-                <w:color w:val="000000"/>
-                <w:kern w:val="0"/>
-                <w14:ligatures w14:val="none"/>
-              </w:rPr>
-            </w:pPr>
-            <w:r>
-              <w:rPr>
-                <w:rFonts w:ascii="Calibri" w:eastAsia="Times New Roman" w:hAnsi="Calibri" w:cs="Calibri"/>
-                <w:color w:val="000000"/>
-                <w:kern w:val="0"/>
-                <w14:ligatures w14:val="none"/>
-              </w:rPr>
-              <w:t>Ige</w:t>
-            </w:r>
-          </w:p>
-        </w:tc>
-        <w:tc>
-          <w:tcPr>
-            <w:tcW w:w="1360" w:type="dxa"/>
-            <w:shd w:val="clear" w:color="auto" w:fill="auto"/>
-            <w:vAlign w:val="center"/>
-          </w:tcPr>
-          <w:p>
-            <w:pPr>
-              <w:spacing w:after="0" w:line="240" w:lineRule="auto"/>
-              <w:rPr>
-                <w:rFonts w:ascii="Calibri" w:eastAsia="Times New Roman" w:hAnsi="Calibri" w:cs="Calibri"/>
-                <w:color w:val="000000"/>
-                <w:kern w:val="0"/>
-                <w14:ligatures w14:val="none"/>
-              </w:rPr>
-            </w:pPr>
-            <w:r>
-              <w:rPr>
-                <w:rFonts w:ascii="Calibri" w:eastAsia="Times New Roman" w:hAnsi="Calibri" w:cs="Calibri"/>
-                <w:color w:val="000000"/>
-                <w:kern w:val="0"/>
-                <w14:ligatures w14:val="none"/>
-              </w:rPr>
-              <w:t>Shayne</w:t>
-            </w:r>
-          </w:p>
-        </w:tc>
-        <w:tc>
-          <w:tcPr>
-            <w:tcW w:w="1525" w:type="dxa"/>
-          </w:tcPr>
-          <w:p>
-            <w:pPr>
-              <w:spacing w:after="0" w:line="240" w:lineRule="auto"/>
-              <w:jc w:val="center"/>
-              <w:rPr>
-                <w:rFonts w:ascii="Calibri" w:eastAsia="Times New Roman" w:hAnsi="Calibri" w:cs="Calibri"/>
-                <w:color w:val="000000"/>
-                <w:kern w:val="0"/>
-                <w14:ligatures w14:val="none"/>
-              </w:rPr>
-            </w:pPr>
-            <w:r>
-              <w:rPr>
-                <w:rFonts w:ascii="Calibri" w:eastAsia="Times New Roman" w:hAnsi="Calibri" w:cs="Calibri"/>
-                <w:color w:val="000000"/>
-                <w:kern w:val="0"/>
-                <w14:ligatures w14:val="none"/>
-              </w:rPr>
-              <w:t>Regular</w:t>
-            </w:r>
-          </w:p>
-        </w:tc>
-      </w:tr>
-      <w:tr>
-        <w:trPr>
-          <w:trHeight w:val="300"/>
-        </w:trPr>
-        <w:tc>
-          <w:tcPr>
-            <w:tcW w:w="625" w:type="dxa"/>
-            <w:shd w:val="clear" w:color="auto" w:fill="auto"/>
-            <w:vAlign w:val="center"/>
-          </w:tcPr>
-          <w:p>
-            <w:pPr>
-              <w:spacing w:after="0" w:line="240" w:lineRule="auto"/>
-              <w:jc w:val="center"/>
-              <w:rPr>
-                <w:rFonts w:ascii="Calibri" w:eastAsia="Times New Roman" w:hAnsi="Calibri" w:cs="Calibri"/>
-                <w:color w:val="000000"/>
-                <w:kern w:val="0"/>
-                <w14:ligatures w14:val="none"/>
-              </w:rPr>
-            </w:pPr>
-            <w:r>
-              <w:rPr>
-                <w:rFonts w:ascii="Calibri" w:eastAsia="Times New Roman" w:hAnsi="Calibri" w:cs="Calibri"/>
-                <w:color w:val="000000"/>
-                <w:kern w:val="0"/>
-                <w14:ligatures w14:val="none"/>
-              </w:rPr>
-              <w:t>10</w:t>
-            </w:r>
-          </w:p>
-        </w:tc>
-        <w:tc>
-          <w:tcPr>
-            <w:tcW w:w="1435" w:type="dxa"/>
-            <w:shd w:val="clear" w:color="auto" w:fill="auto"/>
-            <w:vAlign w:val="center"/>
-          </w:tcPr>
-          <w:p>
-            <w:pPr>
-              <w:spacing w:after="0" w:line="240" w:lineRule="auto"/>
-              <w:rPr>
-                <w:rFonts w:ascii="Calibri" w:eastAsia="Times New Roman" w:hAnsi="Calibri" w:cs="Calibri"/>
-                <w:color w:val="000000"/>
-                <w:kern w:val="0"/>
-                <w14:ligatures w14:val="none"/>
-              </w:rPr>
-            </w:pPr>
-            <w:r>
-              <w:rPr>
-                <w:rFonts w:ascii="Calibri" w:eastAsia="Times New Roman" w:hAnsi="Calibri" w:cs="Calibri"/>
-                <w:color w:val="000000"/>
-                <w:kern w:val="0"/>
-                <w14:ligatures w14:val="none"/>
-              </w:rPr>
-              <w:t>Johnson</w:t>
-            </w:r>
-          </w:p>
-        </w:tc>
-        <w:tc>
-          <w:tcPr>
-            <w:tcW w:w="1360" w:type="dxa"/>
-            <w:shd w:val="clear" w:color="auto" w:fill="auto"/>
-            <w:vAlign w:val="center"/>
-          </w:tcPr>
-          <w:p>
-            <w:pPr>
-              <w:spacing w:after="0" w:line="240" w:lineRule="auto"/>
-              <w:rPr>
-                <w:rFonts w:ascii="Calibri" w:eastAsia="Times New Roman" w:hAnsi="Calibri" w:cs="Calibri"/>
-                <w:color w:val="000000"/>
-                <w:kern w:val="0"/>
-                <w14:ligatures w14:val="none"/>
-              </w:rPr>
-            </w:pPr>
-            <w:r>
-              <w:rPr>
-                <w:rFonts w:ascii="Calibri" w:eastAsia="Times New Roman" w:hAnsi="Calibri" w:cs="Calibri"/>
-                <w:color w:val="000000"/>
-                <w:kern w:val="0"/>
-                <w14:ligatures w14:val="none"/>
-              </w:rPr>
-              <w:t>Aaron</w:t>
-            </w:r>
-          </w:p>
-        </w:tc>
-        <w:tc>
-          <w:tcPr>
-            <w:tcW w:w="1525" w:type="dxa"/>
-          </w:tcPr>
-          <w:p>
-            <w:pPr>
-              <w:spacing w:after="0" w:line="240" w:lineRule="auto"/>
-              <w:jc w:val="center"/>
-              <w:rPr>
-                <w:rFonts w:ascii="Calibri" w:eastAsia="Times New Roman" w:hAnsi="Calibri" w:cs="Calibri"/>
-                <w:color w:val="000000"/>
-                <w:kern w:val="0"/>
-                <w14:ligatures w14:val="none"/>
-              </w:rPr>
-            </w:pPr>
-          </w:p>
-        </w:tc>
-      </w:tr>
-      <w:tr>
-        <w:trPr>
-          <w:trHeight w:val="300"/>
-        </w:trPr>
-        <w:tc>
-          <w:tcPr>
-            <w:tcW w:w="625" w:type="dxa"/>
-            <w:shd w:val="clear" w:color="auto" w:fill="auto"/>
-            <w:vAlign w:val="center"/>
-            <w:hideMark/>
-          </w:tcPr>
-          <w:p>
-            <w:pPr>
-              <w:spacing w:after="0" w:line="240" w:lineRule="auto"/>
-              <w:jc w:val="center"/>
-              <w:rPr>
-                <w:rFonts w:ascii="Calibri" w:eastAsia="Times New Roman" w:hAnsi="Calibri" w:cs="Calibri"/>
-                <w:color w:val="000000"/>
-                <w:kern w:val="0"/>
-                <w14:ligatures w14:val="none"/>
-              </w:rPr>
-            </w:pPr>
-            <w:r>
-              <w:rPr>
-                <w:rFonts w:ascii="Calibri" w:eastAsia="Times New Roman" w:hAnsi="Calibri" w:cs="Calibri"/>
-                <w:color w:val="000000"/>
-                <w:kern w:val="0"/>
-                <w14:ligatures w14:val="none"/>
-              </w:rPr>
-              <w:t>11</w:t>
-            </w:r>
-          </w:p>
-        </w:tc>
-        <w:tc>
-          <w:tcPr>
-            <w:tcW w:w="1435" w:type="dxa"/>
-            <w:shd w:val="clear" w:color="auto" w:fill="auto"/>
-            <w:vAlign w:val="center"/>
-            <w:hideMark/>
-          </w:tcPr>
-          <w:p>
-            <w:pPr>
-              <w:spacing w:after="0" w:line="240" w:lineRule="auto"/>
-              <w:rPr>
-                <w:rFonts w:ascii="Calibri" w:eastAsia="Times New Roman" w:hAnsi="Calibri" w:cs="Calibri"/>
-                <w:color w:val="000000"/>
-                <w:kern w:val="0"/>
-                <w14:ligatures w14:val="none"/>
-              </w:rPr>
-            </w:pPr>
-            <w:r>
-              <w:rPr>
-                <w:rFonts w:ascii="Calibri" w:eastAsia="Times New Roman" w:hAnsi="Calibri" w:cs="Calibri"/>
-                <w:color w:val="000000"/>
-                <w:kern w:val="0"/>
-                <w14:ligatures w14:val="none"/>
-              </w:rPr>
-              <w:t>Kandrak</w:t>
-            </w:r>
-          </w:p>
-        </w:tc>
-        <w:tc>
-          <w:tcPr>
-            <w:tcW w:w="1360" w:type="dxa"/>
-            <w:shd w:val="clear" w:color="auto" w:fill="auto"/>
-            <w:vAlign w:val="center"/>
-            <w:hideMark/>
-          </w:tcPr>
-          <w:p>
-            <w:pPr>
-              <w:spacing w:after="0" w:line="240" w:lineRule="auto"/>
-              <w:rPr>
-                <w:rFonts w:ascii="Calibri" w:eastAsia="Times New Roman" w:hAnsi="Calibri" w:cs="Calibri"/>
-                <w:color w:val="000000"/>
-                <w:kern w:val="0"/>
-                <w14:ligatures w14:val="none"/>
-              </w:rPr>
-            </w:pPr>
-            <w:r>
-              <w:rPr>
-                <w:rFonts w:ascii="Calibri" w:eastAsia="Times New Roman" w:hAnsi="Calibri" w:cs="Calibri"/>
-                <w:color w:val="000000"/>
-                <w:kern w:val="0"/>
-                <w14:ligatures w14:val="none"/>
-              </w:rPr>
-              <w:t>Drew</w:t>
-            </w:r>
-          </w:p>
-        </w:tc>
-        <w:tc>
-          <w:tcPr>
-            <w:tcW w:w="1525" w:type="dxa"/>
-          </w:tcPr>
-          <w:p>
-            <w:pPr>
-              <w:spacing w:after="0" w:line="240" w:lineRule="auto"/>
-              <w:jc w:val="center"/>
-              <w:rPr>
-                <w:rFonts w:ascii="Calibri" w:eastAsia="Times New Roman" w:hAnsi="Calibri" w:cs="Calibri"/>
-                <w:color w:val="000000"/>
-                <w:kern w:val="0"/>
-                <w14:ligatures w14:val="none"/>
-              </w:rPr>
-            </w:pPr>
-          </w:p>
-        </w:tc>
-      </w:tr>
-      <w:tr>
-        <w:trPr>
-          <w:trHeight w:val="300"/>
-        </w:trPr>
-        <w:tc>
-          <w:tcPr>
-            <w:tcW w:w="625" w:type="dxa"/>
-            <w:shd w:val="clear" w:color="auto" w:fill="auto"/>
-            <w:vAlign w:val="center"/>
-            <w:hideMark/>
-          </w:tcPr>
-          <w:p>
-            <w:pPr>
-              <w:spacing w:after="0" w:line="240" w:lineRule="auto"/>
-              <w:jc w:val="center"/>
-              <w:rPr>
-                <w:rFonts w:ascii="Calibri" w:eastAsia="Times New Roman" w:hAnsi="Calibri" w:cs="Calibri"/>
-                <w:color w:val="000000"/>
-                <w:kern w:val="0"/>
-                <w14:ligatures w14:val="none"/>
-              </w:rPr>
-            </w:pPr>
-            <w:r>
-              <w:rPr>
-                <w:rFonts w:ascii="Calibri" w:eastAsia="Times New Roman" w:hAnsi="Calibri" w:cs="Calibri"/>
-                <w:color w:val="000000"/>
-                <w:kern w:val="0"/>
-                <w14:ligatures w14:val="none"/>
-              </w:rPr>
-              <w:t>12</w:t>
-            </w:r>
-          </w:p>
-        </w:tc>
-        <w:tc>
-          <w:tcPr>
-            <w:tcW w:w="1435" w:type="dxa"/>
-            <w:shd w:val="clear" w:color="auto" w:fill="auto"/>
-            <w:vAlign w:val="center"/>
-            <w:hideMark/>
-          </w:tcPr>
-          <w:p>
-            <w:pPr>
-              <w:spacing w:after="0" w:line="240" w:lineRule="auto"/>
-              <w:rPr>
-                <w:rFonts w:ascii="Calibri" w:eastAsia="Times New Roman" w:hAnsi="Calibri" w:cs="Calibri"/>
-                <w:color w:val="000000"/>
-                <w:kern w:val="0"/>
-                <w14:ligatures w14:val="none"/>
-              </w:rPr>
-            </w:pPr>
-            <w:r>
-              <w:rPr>
-                <w:rFonts w:ascii="Calibri" w:eastAsia="Times New Roman" w:hAnsi="Calibri" w:cs="Calibri"/>
-                <w:color w:val="000000"/>
-                <w:kern w:val="0"/>
-                <w14:ligatures w14:val="none"/>
-              </w:rPr>
-              <w:t>Miller</w:t>
-            </w:r>
-          </w:p>
-        </w:tc>
-        <w:tc>
-          <w:tcPr>
-            <w:tcW w:w="1360" w:type="dxa"/>
-            <w:shd w:val="clear" w:color="auto" w:fill="auto"/>
-            <w:vAlign w:val="center"/>
-            <w:hideMark/>
-          </w:tcPr>
-          <w:p>
-            <w:pPr>
-              <w:spacing w:after="0" w:line="240" w:lineRule="auto"/>
-              <w:rPr>
-                <w:rFonts w:ascii="Calibri" w:eastAsia="Times New Roman" w:hAnsi="Calibri" w:cs="Calibri"/>
-                <w:color w:val="000000"/>
-                <w:kern w:val="0"/>
-                <w14:ligatures w14:val="none"/>
-              </w:rPr>
-            </w:pPr>
-            <w:r>
-              <w:rPr>
-                <w:rFonts w:ascii="Calibri" w:eastAsia="Times New Roman" w:hAnsi="Calibri" w:cs="Calibri"/>
-                <w:color w:val="000000"/>
-                <w:kern w:val="0"/>
-                <w14:ligatures w14:val="none"/>
-              </w:rPr>
-              <w:t>Ryan</w:t>
-            </w:r>
-          </w:p>
-        </w:tc>
-        <w:tc>
-          <w:tcPr>
-            <w:tcW w:w="1525" w:type="dxa"/>
-          </w:tcPr>
-          <w:p>
-            <w:pPr>
-              <w:spacing w:after="0" w:line="240" w:lineRule="auto"/>
-              <w:jc w:val="center"/>
-              <w:rPr>
-                <w:rFonts w:ascii="Calibri" w:eastAsia="Times New Roman" w:hAnsi="Calibri" w:cs="Calibri"/>
-                <w:color w:val="000000"/>
-                <w:kern w:val="0"/>
-                <w14:ligatures w14:val="none"/>
-              </w:rPr>
-            </w:pPr>
-            <w:r>
-              <w:rPr>
-                <w:rFonts w:ascii="Calibri" w:eastAsia="Times New Roman" w:hAnsi="Calibri" w:cs="Calibri"/>
-                <w:color w:val="000000"/>
-                <w:kern w:val="0"/>
-                <w14:ligatures w14:val="none"/>
-              </w:rPr>
-              <w:t>Regular</w:t>
-            </w:r>
-          </w:p>
-        </w:tc>
-      </w:tr>
-      <w:tr>
-        <w:trPr>
-          <w:trHeight w:val="300"/>
-        </w:trPr>
-        <w:tc>
-          <w:tcPr>
-            <w:tcW w:w="625" w:type="dxa"/>
-            <w:shd w:val="clear" w:color="auto" w:fill="auto"/>
-            <w:vAlign w:val="center"/>
-          </w:tcPr>
-          <w:p>
-            <w:pPr>
-              <w:spacing w:after="0" w:line="240" w:lineRule="auto"/>
-              <w:jc w:val="center"/>
-              <w:rPr>
-                <w:rFonts w:ascii="Calibri" w:eastAsia="Times New Roman" w:hAnsi="Calibri" w:cs="Calibri"/>
-                <w:color w:val="000000"/>
-                <w:kern w:val="0"/>
-                <w14:ligatures w14:val="none"/>
-              </w:rPr>
-            </w:pPr>
-            <w:r>
-              <w:rPr>
-                <w:rFonts w:ascii="Calibri" w:eastAsia="Times New Roman" w:hAnsi="Calibri" w:cs="Calibri"/>
-                <w:color w:val="000000"/>
-                <w:kern w:val="0"/>
-                <w14:ligatures w14:val="none"/>
-              </w:rPr>
-              <w:t>13</w:t>
-            </w:r>
-          </w:p>
-        </w:tc>
-        <w:tc>
-          <w:tcPr>
-            <w:tcW w:w="1435" w:type="dxa"/>
-            <w:shd w:val="clear" w:color="auto" w:fill="auto"/>
-            <w:vAlign w:val="center"/>
-          </w:tcPr>
-          <w:p>
-            <w:pPr>
-              <w:spacing w:after="0" w:line="240" w:lineRule="auto"/>
-              <w:rPr>
-                <w:rFonts w:ascii="Calibri" w:eastAsia="Times New Roman" w:hAnsi="Calibri" w:cs="Calibri"/>
-                <w:color w:val="000000"/>
-                <w:kern w:val="0"/>
-                <w14:ligatures w14:val="none"/>
-              </w:rPr>
-            </w:pPr>
-            <w:r>
-              <w:rPr>
-                <w:rFonts w:ascii="Calibri" w:eastAsia="Times New Roman" w:hAnsi="Calibri" w:cs="Calibri"/>
-                <w:color w:val="000000"/>
-                <w:kern w:val="0"/>
-                <w14:ligatures w14:val="none"/>
-              </w:rPr>
-              <w:t>Lumberg</w:t>
-            </w:r>
-          </w:p>
-        </w:tc>
-        <w:tc>
-          <w:tcPr>
-            <w:tcW w:w="1360" w:type="dxa"/>
-            <w:shd w:val="clear" w:color="auto" w:fill="auto"/>
-            <w:vAlign w:val="center"/>
-          </w:tcPr>
-          <w:p>
-            <w:pPr>
-              <w:spacing w:after="0" w:line="240" w:lineRule="auto"/>
-              <w:rPr>
-                <w:rFonts w:ascii="Calibri" w:eastAsia="Times New Roman" w:hAnsi="Calibri" w:cs="Calibri"/>
-                <w:color w:val="000000"/>
-                <w:kern w:val="0"/>
-                <w14:ligatures w14:val="none"/>
-              </w:rPr>
-            </w:pPr>
-            <w:r>
-              <w:rPr>
-                <w:rFonts w:ascii="Calibri" w:eastAsia="Times New Roman" w:hAnsi="Calibri" w:cs="Calibri"/>
-                <w:color w:val="000000"/>
-                <w:kern w:val="0"/>
-                <w14:ligatures w14:val="none"/>
-              </w:rPr>
-              <w:t>Brian</w:t>
-            </w:r>
-          </w:p>
-        </w:tc>
-        <w:tc>
-          <w:tcPr>
-            <w:tcW w:w="1525" w:type="dxa"/>
-          </w:tcPr>
-          <w:p>
-            <w:pPr>
-              <w:spacing w:after="0" w:line="240" w:lineRule="auto"/>
-              <w:jc w:val="center"/>
-              <w:rPr>
-                <w:rFonts w:ascii="Calibri" w:eastAsia="Times New Roman" w:hAnsi="Calibri" w:cs="Calibri"/>
-                <w:color w:val="000000"/>
-                <w:kern w:val="0"/>
-                <w14:ligatures w14:val="none"/>
-              </w:rPr>
-            </w:pPr>
-          </w:p>
-        </w:tc>
-      </w:tr>
-      <w:tr>
-        <w:trPr>
-          <w:trHeight w:val="300"/>
-        </w:trPr>
-        <w:tc>
-          <w:tcPr>
-            <w:tcW w:w="625" w:type="dxa"/>
-            <w:shd w:val="clear" w:color="auto" w:fill="auto"/>
-            <w:vAlign w:val="center"/>
-          </w:tcPr>
-          <w:p>
-            <w:pPr>
-              <w:spacing w:after="0" w:line="240" w:lineRule="auto"/>
-              <w:jc w:val="center"/>
-              <w:rPr>
-                <w:rFonts w:ascii="Calibri" w:eastAsia="Times New Roman" w:hAnsi="Calibri" w:cs="Calibri"/>
-                <w:color w:val="000000"/>
-                <w:kern w:val="0"/>
-                <w14:ligatures w14:val="none"/>
-              </w:rPr>
-            </w:pPr>
-            <w:r>
-              <w:rPr>
-                <w:rFonts w:ascii="Calibri" w:eastAsia="Times New Roman" w:hAnsi="Calibri" w:cs="Calibri"/>
-                <w:color w:val="000000"/>
-                <w:kern w:val="0"/>
-                <w14:ligatures w14:val="none"/>
-              </w:rPr>
-              <w:t>14</w:t>
-            </w:r>
-          </w:p>
-        </w:tc>
-        <w:tc>
-          <w:tcPr>
-            <w:tcW w:w="1435" w:type="dxa"/>
-            <w:shd w:val="clear" w:color="auto" w:fill="auto"/>
-            <w:vAlign w:val="center"/>
-          </w:tcPr>
-          <w:p>
-            <w:pPr>
-              <w:spacing w:after="0" w:line="240" w:lineRule="auto"/>
-              <w:rPr>
-                <w:rFonts w:ascii="Calibri" w:eastAsia="Times New Roman" w:hAnsi="Calibri" w:cs="Calibri"/>
-                <w:color w:val="000000"/>
-                <w:kern w:val="0"/>
-                <w14:ligatures w14:val="none"/>
-              </w:rPr>
-            </w:pPr>
-            <w:r>
-              <w:rPr>
-                <w:rFonts w:ascii="Calibri" w:eastAsia="Times New Roman" w:hAnsi="Calibri" w:cs="Calibri"/>
-                <w:color w:val="000000"/>
-                <w:kern w:val="0"/>
-                <w14:ligatures w14:val="none"/>
-              </w:rPr>
-              <w:t>Morgan</w:t>
-            </w:r>
-          </w:p>
-        </w:tc>
-        <w:tc>
-          <w:tcPr>
-            <w:tcW w:w="1360" w:type="dxa"/>
-            <w:shd w:val="clear" w:color="auto" w:fill="auto"/>
-            <w:vAlign w:val="center"/>
-          </w:tcPr>
-          <w:p>
-            <w:pPr>
-              <w:spacing w:after="0" w:line="240" w:lineRule="auto"/>
-              <w:rPr>
-                <w:rFonts w:ascii="Calibri" w:eastAsia="Times New Roman" w:hAnsi="Calibri" w:cs="Calibri"/>
-                <w:color w:val="000000"/>
-                <w:kern w:val="0"/>
-                <w14:ligatures w14:val="none"/>
-              </w:rPr>
-            </w:pPr>
-            <w:r>
-              <w:rPr>
-                <w:rFonts w:ascii="Calibri" w:eastAsia="Times New Roman" w:hAnsi="Calibri" w:cs="Calibri"/>
-                <w:color w:val="000000"/>
-                <w:kern w:val="0"/>
-                <w14:ligatures w14:val="none"/>
-              </w:rPr>
-              <w:t>Luke</w:t>
-            </w:r>
-          </w:p>
-        </w:tc>
-        <w:tc>
-          <w:tcPr>
-            <w:tcW w:w="1525" w:type="dxa"/>
-          </w:tcPr>
-          <w:p>
-            <w:pPr>
-              <w:spacing w:after="0" w:line="240" w:lineRule="auto"/>
-              <w:jc w:val="center"/>
-              <w:rPr>
-                <w:rFonts w:ascii="Calibri" w:eastAsia="Times New Roman" w:hAnsi="Calibri" w:cs="Calibri"/>
-                <w:color w:val="000000"/>
-                <w:kern w:val="0"/>
-                <w14:ligatures w14:val="none"/>
-              </w:rPr>
-            </w:pPr>
-          </w:p>
-        </w:tc>
-      </w:tr>
-      <w:tr>
-        <w:trPr>
-          <w:trHeight w:val="300"/>
-        </w:trPr>
-        <w:tc>
-          <w:tcPr>
-            <w:tcW w:w="625" w:type="dxa"/>
-            <w:shd w:val="clear" w:color="auto" w:fill="auto"/>
-            <w:vAlign w:val="center"/>
-          </w:tcPr>
-          <w:p>
-            <w:pPr>
-              <w:spacing w:after="0" w:line="240" w:lineRule="auto"/>
-              <w:jc w:val="center"/>
-              <w:rPr>
-                <w:rFonts w:ascii="Calibri" w:eastAsia="Times New Roman" w:hAnsi="Calibri" w:cs="Calibri"/>
-                <w:color w:val="000000"/>
-                <w:kern w:val="0"/>
-                <w14:ligatures w14:val="none"/>
-              </w:rPr>
-            </w:pPr>
-            <w:r>
-              <w:rPr>
-                <w:rFonts w:ascii="Calibri" w:eastAsia="Times New Roman" w:hAnsi="Calibri" w:cs="Calibri"/>
-                <w:color w:val="000000"/>
-                <w:kern w:val="0"/>
-                <w14:ligatures w14:val="none"/>
-              </w:rPr>
-              <w:t>15</w:t>
-            </w:r>
-          </w:p>
-        </w:tc>
-        <w:tc>
-          <w:tcPr>
-            <w:tcW w:w="1435" w:type="dxa"/>
-            <w:shd w:val="clear" w:color="auto" w:fill="auto"/>
-            <w:vAlign w:val="center"/>
-          </w:tcPr>
-          <w:p>
-            <w:pPr>
-              <w:spacing w:after="0" w:line="240" w:lineRule="auto"/>
-              <w:rPr>
-                <w:rFonts w:ascii="Calibri" w:eastAsia="Times New Roman" w:hAnsi="Calibri" w:cs="Calibri"/>
-                <w:color w:val="000000"/>
-                <w:kern w:val="0"/>
-                <w14:ligatures w14:val="none"/>
-              </w:rPr>
-            </w:pPr>
-            <w:proofErr w:type="spellStart"/>
-            <w:r>
-              <w:rPr>
-                <w:rFonts w:ascii="Calibri" w:eastAsia="Times New Roman" w:hAnsi="Calibri" w:cs="Calibri"/>
-                <w:color w:val="000000"/>
-                <w:kern w:val="0"/>
-                <w14:ligatures w14:val="none"/>
-              </w:rPr>
-              <w:t>Shirola</w:t>
-            </w:r>
-            <w:proofErr w:type="spellEnd"/>
-          </w:p>
-        </w:tc>
-        <w:tc>
-          <w:tcPr>
-            <w:tcW w:w="1360" w:type="dxa"/>
-            <w:shd w:val="clear" w:color="auto" w:fill="auto"/>
-            <w:vAlign w:val="center"/>
-          </w:tcPr>
-          <w:p>
-            <w:pPr>
-              <w:spacing w:after="0" w:line="240" w:lineRule="auto"/>
-              <w:rPr>
-                <w:rFonts w:ascii="Calibri" w:eastAsia="Times New Roman" w:hAnsi="Calibri" w:cs="Calibri"/>
-                <w:color w:val="000000"/>
-                <w:kern w:val="0"/>
-                <w14:ligatures w14:val="none"/>
-              </w:rPr>
-            </w:pPr>
-            <w:r>
-              <w:rPr>
-                <w:rFonts w:ascii="Calibri" w:eastAsia="Times New Roman" w:hAnsi="Calibri" w:cs="Calibri"/>
-                <w:color w:val="000000"/>
-                <w:kern w:val="0"/>
-                <w14:ligatures w14:val="none"/>
-              </w:rPr>
-              <w:t>Matthew</w:t>
-            </w:r>
-          </w:p>
-        </w:tc>
-        <w:tc>
-          <w:tcPr>
-            <w:tcW w:w="1525" w:type="dxa"/>
-          </w:tcPr>
-          <w:p>
-            <w:pPr>
-              <w:spacing w:after="0" w:line="240" w:lineRule="auto"/>
-              <w:jc w:val="center"/>
-              <w:rPr>
-                <w:rFonts w:ascii="Calibri" w:eastAsia="Times New Roman" w:hAnsi="Calibri" w:cs="Calibri"/>
-                <w:color w:val="000000"/>
-                <w:kern w:val="0"/>
-                <w14:ligatures w14:val="none"/>
-              </w:rPr>
-            </w:pPr>
-          </w:p>
-        </w:tc>
-      </w:tr>
-      <w:tr>
-        <w:trPr>
-          <w:trHeight w:val="300"/>
-        </w:trPr>
-        <w:tc>
-          <w:tcPr>
-            <w:tcW w:w="625" w:type="dxa"/>
-            <w:shd w:val="clear" w:color="auto" w:fill="auto"/>
-            <w:vAlign w:val="center"/>
-            <w:hideMark/>
-          </w:tcPr>
-          <w:p>
-            <w:pPr>
-              <w:spacing w:after="0" w:line="240" w:lineRule="auto"/>
-              <w:jc w:val="center"/>
-              <w:rPr>
-                <w:rFonts w:ascii="Calibri" w:eastAsia="Times New Roman" w:hAnsi="Calibri" w:cs="Calibri"/>
-                <w:color w:val="000000"/>
-                <w:kern w:val="0"/>
-                <w14:ligatures w14:val="none"/>
-              </w:rPr>
-            </w:pPr>
-            <w:r>
-              <w:rPr>
-                <w:rFonts w:ascii="Calibri" w:eastAsia="Times New Roman" w:hAnsi="Calibri" w:cs="Calibri"/>
-                <w:color w:val="000000"/>
-                <w:kern w:val="0"/>
-                <w14:ligatures w14:val="none"/>
-              </w:rPr>
-              <w:t>1</w:t>
-            </w:r>
-            <w:r>
-              <w:rPr>
-                <w:rFonts w:ascii="Calibri" w:eastAsia="Times New Roman" w:hAnsi="Calibri" w:cs="Calibri"/>
-                <w:color w:val="000000"/>
-                <w:kern w:val="0"/>
-                <w14:ligatures w14:val="none"/>
-              </w:rPr>
-              <w:t>6</w:t>
-            </w:r>
-          </w:p>
-        </w:tc>
-        <w:tc>
-          <w:tcPr>
-            <w:tcW w:w="1435" w:type="dxa"/>
-            <w:shd w:val="clear" w:color="auto" w:fill="auto"/>
-            <w:vAlign w:val="center"/>
-            <w:hideMark/>
-          </w:tcPr>
-          <w:p>
-            <w:pPr>
-              <w:spacing w:after="0" w:line="240" w:lineRule="auto"/>
-              <w:rPr>
-                <w:rFonts w:ascii="Calibri" w:eastAsia="Times New Roman" w:hAnsi="Calibri" w:cs="Calibri"/>
-                <w:color w:val="000000"/>
-                <w:kern w:val="0"/>
-                <w14:ligatures w14:val="none"/>
-              </w:rPr>
-            </w:pPr>
-            <w:r>
-              <w:rPr>
-                <w:rFonts w:ascii="Calibri" w:eastAsia="Times New Roman" w:hAnsi="Calibri" w:cs="Calibri"/>
-                <w:color w:val="000000"/>
-                <w:kern w:val="0"/>
-                <w14:ligatures w14:val="none"/>
-              </w:rPr>
-              <w:t>*</w:t>
-            </w:r>
-            <w:r>
-              <w:rPr>
-                <w:rFonts w:ascii="Calibri" w:eastAsia="Times New Roman" w:hAnsi="Calibri" w:cs="Calibri"/>
-                <w:color w:val="000000"/>
-                <w:kern w:val="0"/>
-                <w14:ligatures w14:val="none"/>
-              </w:rPr>
-              <w:t>Vest</w:t>
-            </w:r>
-          </w:p>
-        </w:tc>
-        <w:tc>
-          <w:tcPr>
-            <w:tcW w:w="1360" w:type="dxa"/>
-            <w:shd w:val="clear" w:color="auto" w:fill="auto"/>
-            <w:vAlign w:val="center"/>
-            <w:hideMark/>
-          </w:tcPr>
-          <w:p>
-            <w:pPr>
-              <w:spacing w:after="0" w:line="240" w:lineRule="auto"/>
-              <w:rPr>
-                <w:rFonts w:ascii="Calibri" w:eastAsia="Times New Roman" w:hAnsi="Calibri" w:cs="Calibri"/>
-                <w:color w:val="000000"/>
-                <w:kern w:val="0"/>
-                <w14:ligatures w14:val="none"/>
-              </w:rPr>
-            </w:pPr>
-            <w:r>
-              <w:rPr>
-                <w:rFonts w:ascii="Calibri" w:eastAsia="Times New Roman" w:hAnsi="Calibri" w:cs="Calibri"/>
-                <w:color w:val="000000"/>
-                <w:kern w:val="0"/>
-                <w14:ligatures w14:val="none"/>
-              </w:rPr>
-              <w:t>Jeff</w:t>
-            </w:r>
-          </w:p>
-        </w:tc>
-        <w:tc>
-          <w:tcPr>
-            <w:tcW w:w="1525" w:type="dxa"/>
-          </w:tcPr>
-          <w:p>
-            <w:pPr>
-              <w:spacing w:after="0" w:line="240" w:lineRule="auto"/>
-              <w:jc w:val="center"/>
-              <w:rPr>
-                <w:rFonts w:ascii="Calibri" w:eastAsia="Times New Roman" w:hAnsi="Calibri" w:cs="Calibri"/>
-                <w:color w:val="000000"/>
-                <w:kern w:val="0"/>
-                <w14:ligatures w14:val="none"/>
-              </w:rPr>
-            </w:pPr>
-            <w:r>
-              <w:rPr>
-                <w:rFonts w:ascii="Calibri" w:eastAsia="Times New Roman" w:hAnsi="Calibri" w:cs="Calibri"/>
-                <w:color w:val="000000"/>
-                <w:kern w:val="0"/>
-                <w14:ligatures w14:val="none"/>
-              </w:rPr>
-              <w:t>Regular</w:t>
-            </w:r>
-          </w:p>
-        </w:tc>
-      </w:tr>
-      <w:tr>
-        <w:trPr>
-          <w:trHeight w:val="300"/>
-        </w:trPr>
-        <w:tc>
-          <w:tcPr>
-            <w:tcW w:w="625" w:type="dxa"/>
-            <w:shd w:val="clear" w:color="auto" w:fill="auto"/>
-            <w:vAlign w:val="center"/>
-            <w:hideMark/>
-          </w:tcPr>
-          <w:p>
-            <w:pPr>
-              <w:spacing w:after="0" w:line="240" w:lineRule="auto"/>
-              <w:jc w:val="center"/>
-              <w:rPr>
-                <w:rFonts w:ascii="Calibri" w:eastAsia="Times New Roman" w:hAnsi="Calibri" w:cs="Calibri"/>
-                <w:color w:val="000000"/>
-                <w:kern w:val="0"/>
-                <w14:ligatures w14:val="none"/>
-              </w:rPr>
-            </w:pPr>
-            <w:r>
-              <w:rPr>
-                <w:rFonts w:ascii="Calibri" w:eastAsia="Times New Roman" w:hAnsi="Calibri" w:cs="Calibri"/>
-                <w:color w:val="000000"/>
-                <w:kern w:val="0"/>
-                <w14:ligatures w14:val="none"/>
-              </w:rPr>
-              <w:t>1</w:t>
-            </w:r>
-            <w:r>
-              <w:rPr>
-                <w:rFonts w:ascii="Calibri" w:eastAsia="Times New Roman" w:hAnsi="Calibri" w:cs="Calibri"/>
-                <w:color w:val="000000"/>
-                <w:kern w:val="0"/>
-                <w14:ligatures w14:val="none"/>
-              </w:rPr>
-              <w:t>7</w:t>
-            </w:r>
-          </w:p>
-        </w:tc>
-        <w:tc>
-          <w:tcPr>
-            <w:tcW w:w="1435" w:type="dxa"/>
-            <w:shd w:val="clear" w:color="auto" w:fill="auto"/>
-            <w:vAlign w:val="center"/>
-            <w:hideMark/>
-          </w:tcPr>
-          <w:p>
-            <w:pPr>
-              <w:spacing w:after="0" w:line="240" w:lineRule="auto"/>
-              <w:rPr>
-                <w:rFonts w:ascii="Calibri" w:eastAsia="Times New Roman" w:hAnsi="Calibri" w:cs="Calibri"/>
-                <w:color w:val="000000"/>
-                <w:kern w:val="0"/>
-                <w14:ligatures w14:val="none"/>
-              </w:rPr>
-            </w:pPr>
-            <w:r>
-              <w:rPr>
-                <w:rFonts w:ascii="Calibri" w:eastAsia="Times New Roman" w:hAnsi="Calibri" w:cs="Calibri"/>
-                <w:color w:val="000000"/>
-                <w:kern w:val="0"/>
-                <w14:ligatures w14:val="none"/>
-              </w:rPr>
-              <w:t>Walters</w:t>
-            </w:r>
-          </w:p>
-        </w:tc>
-        <w:tc>
-          <w:tcPr>
-            <w:tcW w:w="1360" w:type="dxa"/>
-            <w:shd w:val="clear" w:color="auto" w:fill="auto"/>
-            <w:vAlign w:val="center"/>
-            <w:hideMark/>
-          </w:tcPr>
-          <w:p>
-            <w:pPr>
-              <w:spacing w:after="0" w:line="240" w:lineRule="auto"/>
-              <w:rPr>
-                <w:rFonts w:ascii="Calibri" w:eastAsia="Times New Roman" w:hAnsi="Calibri" w:cs="Calibri"/>
-                <w:color w:val="000000"/>
-                <w:kern w:val="0"/>
-                <w14:ligatures w14:val="none"/>
-              </w:rPr>
-            </w:pPr>
-            <w:r>
-              <w:rPr>
-                <w:rFonts w:ascii="Calibri" w:eastAsia="Times New Roman" w:hAnsi="Calibri" w:cs="Calibri"/>
-                <w:color w:val="000000"/>
-                <w:kern w:val="0"/>
-                <w14:ligatures w14:val="none"/>
-              </w:rPr>
-              <w:t>Kevin</w:t>
-            </w:r>
-          </w:p>
-        </w:tc>
-        <w:tc>
-          <w:tcPr>
-            <w:tcW w:w="1525" w:type="dxa"/>
-          </w:tcPr>
-          <w:p>
-            <w:pPr>
-              <w:spacing w:after="0" w:line="240" w:lineRule="auto"/>
-              <w:jc w:val="center"/>
-              <w:rPr>
-                <w:rFonts w:ascii="Calibri" w:eastAsia="Times New Roman" w:hAnsi="Calibri" w:cs="Calibri"/>
-                <w:color w:val="000000"/>
-                <w:kern w:val="0"/>
-                <w14:ligatures w14:val="none"/>
-              </w:rPr>
-            </w:pPr>
-            <w:r>
-              <w:rPr>
-                <w:rFonts w:ascii="Calibri" w:eastAsia="Times New Roman" w:hAnsi="Calibri" w:cs="Calibri"/>
-                <w:color w:val="000000"/>
-                <w:kern w:val="0"/>
-                <w14:ligatures w14:val="none"/>
-              </w:rPr>
-              <w:t>Regular</w:t>
-            </w:r>
-          </w:p>
-        </w:tc>
-      </w:tr>
-      <w:tr>
-        <w:trPr>
-          <w:trHeight w:val="300"/>
-        </w:trPr>
-        <w:tc>
-          <w:tcPr>
-            <w:tcW w:w="625" w:type="dxa"/>
-            <w:shd w:val="clear" w:color="auto" w:fill="auto"/>
-            <w:vAlign w:val="center"/>
-            <w:hideMark/>
-          </w:tcPr>
-          <w:p>
-            <w:pPr>
-              <w:spacing w:after="0" w:line="240" w:lineRule="auto"/>
-              <w:jc w:val="center"/>
-              <w:rPr>
-                <w:rFonts w:ascii="Calibri" w:eastAsia="Times New Roman" w:hAnsi="Calibri" w:cs="Calibri"/>
-                <w:color w:val="000000"/>
-                <w:kern w:val="0"/>
-                <w14:ligatures w14:val="none"/>
-              </w:rPr>
-            </w:pPr>
-            <w:r>
-              <w:rPr>
-                <w:rFonts w:ascii="Calibri" w:eastAsia="Times New Roman" w:hAnsi="Calibri" w:cs="Calibri"/>
-                <w:color w:val="000000"/>
-                <w:kern w:val="0"/>
-                <w14:ligatures w14:val="none"/>
-              </w:rPr>
-              <w:t>1</w:t>
-            </w:r>
-            <w:r>
-              <w:rPr>
-                <w:rFonts w:ascii="Calibri" w:eastAsia="Times New Roman" w:hAnsi="Calibri" w:cs="Calibri"/>
-                <w:color w:val="000000"/>
-                <w:kern w:val="0"/>
-                <w14:ligatures w14:val="none"/>
-              </w:rPr>
-              <w:t>8</w:t>
-            </w:r>
-          </w:p>
-        </w:tc>
-        <w:tc>
-          <w:tcPr>
-            <w:tcW w:w="1435" w:type="dxa"/>
-            <w:shd w:val="clear" w:color="auto" w:fill="auto"/>
-            <w:vAlign w:val="center"/>
-            <w:hideMark/>
-          </w:tcPr>
-          <w:p>
-            <w:pPr>
-              <w:spacing w:after="0" w:line="240" w:lineRule="auto"/>
-              <w:rPr>
-                <w:rFonts w:ascii="Calibri" w:eastAsia="Times New Roman" w:hAnsi="Calibri" w:cs="Calibri"/>
-                <w:color w:val="000000"/>
-                <w:kern w:val="0"/>
-                <w14:ligatures w14:val="none"/>
-              </w:rPr>
-            </w:pPr>
-            <w:r>
-              <w:rPr>
-                <w:rFonts w:ascii="Calibri" w:eastAsia="Times New Roman" w:hAnsi="Calibri" w:cs="Calibri"/>
-                <w:color w:val="000000"/>
-                <w:kern w:val="0"/>
-                <w14:ligatures w14:val="none"/>
-              </w:rPr>
-              <w:t>Walters</w:t>
-            </w:r>
-          </w:p>
-        </w:tc>
-        <w:tc>
-          <w:tcPr>
-            <w:tcW w:w="1360" w:type="dxa"/>
-            <w:shd w:val="clear" w:color="auto" w:fill="auto"/>
-            <w:vAlign w:val="center"/>
-            <w:hideMark/>
-          </w:tcPr>
-          <w:p>
-            <w:pPr>
-              <w:spacing w:after="0" w:line="240" w:lineRule="auto"/>
-              <w:rPr>
-                <w:rFonts w:ascii="Calibri" w:eastAsia="Times New Roman" w:hAnsi="Calibri" w:cs="Calibri"/>
-                <w:color w:val="000000"/>
-                <w:kern w:val="0"/>
-                <w14:ligatures w14:val="none"/>
-              </w:rPr>
-            </w:pPr>
-            <w:r>
-              <w:rPr>
-                <w:rFonts w:ascii="Calibri" w:eastAsia="Times New Roman" w:hAnsi="Calibri" w:cs="Calibri"/>
-                <w:color w:val="000000"/>
-                <w:kern w:val="0"/>
-                <w14:ligatures w14:val="none"/>
-              </w:rPr>
-              <w:t>Russ</w:t>
-            </w:r>
-          </w:p>
-        </w:tc>
-        <w:tc>
-          <w:tcPr>
-            <w:tcW w:w="1525" w:type="dxa"/>
-          </w:tcPr>
-          <w:p>
-            <w:pPr>
-              <w:spacing w:after="0" w:line="240" w:lineRule="auto"/>
-              <w:jc w:val="center"/>
-              <w:rPr>
-                <w:rFonts w:ascii="Calibri" w:eastAsia="Times New Roman" w:hAnsi="Calibri" w:cs="Calibri"/>
-                <w:color w:val="000000"/>
-                <w:kern w:val="0"/>
-                <w14:ligatures w14:val="none"/>
-              </w:rPr>
-            </w:pPr>
-            <w:r>
-              <w:rPr>
-                <w:rFonts w:ascii="Calibri" w:eastAsia="Times New Roman" w:hAnsi="Calibri" w:cs="Calibri"/>
-                <w:color w:val="000000"/>
-                <w:kern w:val="0"/>
-                <w14:ligatures w14:val="none"/>
-              </w:rPr>
-              <w:t>Regular</w:t>
-            </w:r>
-          </w:p>
-        </w:tc>
-      </w:tr>
-      <w:tr>
-        <w:trPr>
-          <w:trHeight w:val="300"/>
-        </w:trPr>
-        <w:tc>
-          <w:tcPr>
-            <w:tcW w:w="625" w:type="dxa"/>
-            <w:shd w:val="clear" w:color="auto" w:fill="auto"/>
-            <w:vAlign w:val="center"/>
-            <w:hideMark/>
-          </w:tcPr>
-          <w:p>
-            <w:pPr>
-              <w:spacing w:after="0" w:line="240" w:lineRule="auto"/>
-              <w:jc w:val="center"/>
-              <w:rPr>
-                <w:rFonts w:ascii="Calibri" w:eastAsia="Times New Roman" w:hAnsi="Calibri" w:cs="Calibri"/>
-                <w:color w:val="000000"/>
-                <w:kern w:val="0"/>
-                <w14:ligatures w14:val="none"/>
-              </w:rPr>
-            </w:pPr>
-            <w:r>
-              <w:rPr>
-                <w:rFonts w:ascii="Calibri" w:eastAsia="Times New Roman" w:hAnsi="Calibri" w:cs="Calibri"/>
-                <w:color w:val="000000"/>
-                <w:kern w:val="0"/>
-                <w14:ligatures w14:val="none"/>
-              </w:rPr>
-              <w:t>19</w:t>
-            </w:r>
-          </w:p>
-        </w:tc>
-        <w:tc>
-          <w:tcPr>
-            <w:tcW w:w="1435" w:type="dxa"/>
-            <w:shd w:val="clear" w:color="auto" w:fill="auto"/>
-            <w:vAlign w:val="center"/>
-            <w:hideMark/>
-          </w:tcPr>
-          <w:p>
-            <w:pPr>
-              <w:spacing w:after="0" w:line="240" w:lineRule="auto"/>
-              <w:rPr>
-                <w:rFonts w:ascii="Calibri" w:eastAsia="Times New Roman" w:hAnsi="Calibri" w:cs="Calibri"/>
-                <w:color w:val="000000"/>
-                <w:kern w:val="0"/>
-                <w14:ligatures w14:val="none"/>
-              </w:rPr>
-            </w:pPr>
-            <w:r>
-              <w:rPr>
-                <w:rFonts w:ascii="Calibri" w:eastAsia="Times New Roman" w:hAnsi="Calibri" w:cs="Calibri"/>
-                <w:color w:val="000000"/>
-                <w:kern w:val="0"/>
-                <w14:ligatures w14:val="none"/>
-              </w:rPr>
-              <w:t>*</w:t>
-            </w:r>
-            <w:r>
-              <w:rPr>
-                <w:rFonts w:ascii="Calibri" w:eastAsia="Times New Roman" w:hAnsi="Calibri" w:cs="Calibri"/>
-                <w:color w:val="000000"/>
-                <w:kern w:val="0"/>
-                <w14:ligatures w14:val="none"/>
-              </w:rPr>
-              <w:t>White</w:t>
-            </w:r>
-          </w:p>
-        </w:tc>
-        <w:tc>
-          <w:tcPr>
-            <w:tcW w:w="1360" w:type="dxa"/>
-            <w:shd w:val="clear" w:color="auto" w:fill="auto"/>
-            <w:vAlign w:val="center"/>
-            <w:hideMark/>
-          </w:tcPr>
-          <w:p>
-            <w:pPr>
-              <w:spacing w:after="0" w:line="240" w:lineRule="auto"/>
-              <w:rPr>
-                <w:rFonts w:ascii="Calibri" w:eastAsia="Times New Roman" w:hAnsi="Calibri" w:cs="Calibri"/>
-                <w:color w:val="000000"/>
-                <w:kern w:val="0"/>
-                <w14:ligatures w14:val="none"/>
-              </w:rPr>
-            </w:pPr>
-            <w:r>
-              <w:rPr>
-                <w:rFonts w:ascii="Calibri" w:eastAsia="Times New Roman" w:hAnsi="Calibri" w:cs="Calibri"/>
-                <w:color w:val="000000"/>
-                <w:kern w:val="0"/>
-                <w14:ligatures w14:val="none"/>
-              </w:rPr>
-              <w:t>Mike</w:t>
-            </w:r>
-          </w:p>
-        </w:tc>
-        <w:tc>
-          <w:tcPr>
-            <w:tcW w:w="1525" w:type="dxa"/>
-          </w:tcPr>
-          <w:p>
-            <w:pPr>
-              <w:spacing w:after="0" w:line="240" w:lineRule="auto"/>
-              <w:jc w:val="center"/>
-              <w:rPr>
-                <w:rFonts w:ascii="Calibri" w:eastAsia="Times New Roman" w:hAnsi="Calibri" w:cs="Calibri"/>
-                <w:color w:val="000000"/>
-                <w:kern w:val="0"/>
-                <w14:ligatures w14:val="none"/>
-              </w:rPr>
-            </w:pPr>
-            <w:r>
-              <w:rPr>
-                <w:rFonts w:ascii="Calibri" w:eastAsia="Times New Roman" w:hAnsi="Calibri" w:cs="Calibri"/>
-                <w:color w:val="000000"/>
-                <w:kern w:val="0"/>
-                <w14:ligatures w14:val="none"/>
-              </w:rPr>
-              <w:t>Regular</w:t>
-            </w:r>
-          </w:p>
-        </w:tc>
-      </w:tr>
-      <w:tr>
-        <w:trPr>
-          <w:trHeight w:val="300"/>
-        </w:trPr>
-        <w:tc>
-          <w:tcPr>
-            <w:tcW w:w="625" w:type="dxa"/>
-            <w:shd w:val="clear" w:color="auto" w:fill="auto"/>
-            <w:vAlign w:val="center"/>
-            <w:hideMark/>
-          </w:tcPr>
-          <w:p>
-            <w:pPr>
-              <w:spacing w:after="0" w:line="240" w:lineRule="auto"/>
-              <w:jc w:val="center"/>
-              <w:rPr>
-                <w:rFonts w:ascii="Calibri" w:eastAsia="Times New Roman" w:hAnsi="Calibri" w:cs="Calibri"/>
-                <w:color w:val="000000"/>
-                <w:kern w:val="0"/>
-                <w14:ligatures w14:val="none"/>
-              </w:rPr>
-            </w:pPr>
-            <w:r>
-              <w:rPr>
-                <w:rFonts w:ascii="Calibri" w:eastAsia="Times New Roman" w:hAnsi="Calibri" w:cs="Calibri"/>
-                <w:color w:val="000000"/>
-                <w:kern w:val="0"/>
-                <w14:ligatures w14:val="none"/>
-              </w:rPr>
-              <w:t>2</w:t>
-            </w:r>
-            <w:r>
-              <w:rPr>
-                <w:rFonts w:ascii="Calibri" w:eastAsia="Times New Roman" w:hAnsi="Calibri" w:cs="Calibri"/>
-                <w:color w:val="000000"/>
-                <w:kern w:val="0"/>
-                <w14:ligatures w14:val="none"/>
-              </w:rPr>
-              <w:t>0</w:t>
-            </w:r>
-          </w:p>
-        </w:tc>
-        <w:tc>
-          <w:tcPr>
-            <w:tcW w:w="1435" w:type="dxa"/>
-            <w:shd w:val="clear" w:color="auto" w:fill="auto"/>
-            <w:vAlign w:val="center"/>
-            <w:hideMark/>
-          </w:tcPr>
-          <w:p>
-            <w:pPr>
-              <w:spacing w:after="0" w:line="240" w:lineRule="auto"/>
-              <w:rPr>
-                <w:rFonts w:ascii="Calibri" w:eastAsia="Times New Roman" w:hAnsi="Calibri" w:cs="Calibri"/>
-                <w:color w:val="000000"/>
-                <w:kern w:val="0"/>
-                <w14:ligatures w14:val="none"/>
-              </w:rPr>
-            </w:pPr>
-            <w:r>
-              <w:rPr>
-                <w:rFonts w:ascii="Calibri" w:eastAsia="Times New Roman" w:hAnsi="Calibri" w:cs="Calibri"/>
-                <w:color w:val="000000"/>
-                <w:kern w:val="0"/>
-                <w14:ligatures w14:val="none"/>
-              </w:rPr>
-              <w:t>Wise</w:t>
-            </w:r>
-          </w:p>
-        </w:tc>
-        <w:tc>
-          <w:tcPr>
-            <w:tcW w:w="1360" w:type="dxa"/>
-            <w:shd w:val="clear" w:color="auto" w:fill="auto"/>
-            <w:vAlign w:val="center"/>
-            <w:hideMark/>
-          </w:tcPr>
-          <w:p>
-            <w:pPr>
-              <w:spacing w:after="0" w:line="240" w:lineRule="auto"/>
-              <w:rPr>
-                <w:rFonts w:ascii="Calibri" w:eastAsia="Times New Roman" w:hAnsi="Calibri" w:cs="Calibri"/>
-                <w:color w:val="000000"/>
-                <w:kern w:val="0"/>
-                <w14:ligatures w14:val="none"/>
-              </w:rPr>
-            </w:pPr>
-            <w:r>
-              <w:rPr>
-                <w:rFonts w:ascii="Calibri" w:eastAsia="Times New Roman" w:hAnsi="Calibri" w:cs="Calibri"/>
-                <w:color w:val="000000"/>
-                <w:kern w:val="0"/>
-                <w14:ligatures w14:val="none"/>
-              </w:rPr>
-              <w:t>Randy</w:t>
-            </w:r>
-          </w:p>
-        </w:tc>
-        <w:tc>
-          <w:tcPr>
-            <w:tcW w:w="1525" w:type="dxa"/>
-          </w:tcPr>
-          <w:p>
-            <w:pPr>
-              <w:spacing w:after="0" w:line="240" w:lineRule="auto"/>
-              <w:jc w:val="center"/>
-              <w:rPr>
-                <w:rFonts w:ascii="Calibri" w:eastAsia="Times New Roman" w:hAnsi="Calibri" w:cs="Calibri"/>
-                <w:color w:val="000000"/>
-                <w:kern w:val="0"/>
-                <w14:ligatures w14:val="none"/>
-              </w:rPr>
-            </w:pPr>
-            <w:r>
-              <w:rPr>
-                <w:rFonts w:ascii="Calibri" w:eastAsia="Times New Roman" w:hAnsi="Calibri" w:cs="Calibri"/>
-                <w:color w:val="000000"/>
-                <w:kern w:val="0"/>
-                <w14:ligatures w14:val="none"/>
-              </w:rPr>
-              <w:t>Regular</w:t>
-            </w:r>
-          </w:p>
-        </w:tc>
-      </w:tr>
-      <w:tr>
-        <w:trPr>
-          <w:trHeight w:val="300"/>
-        </w:trPr>
-        <w:tc>
-          <w:tcPr>
-            <w:tcW w:w="625" w:type="dxa"/>
-            <w:shd w:val="clear" w:color="auto" w:fill="auto"/>
-            <w:vAlign w:val="center"/>
-            <w:hideMark/>
-          </w:tcPr>
-          <w:p>
-            <w:pPr>
-              <w:spacing w:after="0" w:line="240" w:lineRule="auto"/>
-              <w:jc w:val="center"/>
-              <w:rPr>
-                <w:rFonts w:ascii="Calibri" w:eastAsia="Times New Roman" w:hAnsi="Calibri" w:cs="Calibri"/>
-                <w:color w:val="000000"/>
-                <w:kern w:val="0"/>
-                <w14:ligatures w14:val="none"/>
-              </w:rPr>
-            </w:pPr>
-            <w:r>
-              <w:rPr>
-                <w:rFonts w:ascii="Calibri" w:eastAsia="Times New Roman" w:hAnsi="Calibri" w:cs="Calibri"/>
-                <w:color w:val="000000"/>
-                <w:kern w:val="0"/>
-                <w14:ligatures w14:val="none"/>
-              </w:rPr>
-              <w:t>2</w:t>
-            </w:r>
-            <w:r>
-              <w:rPr>
-                <w:rFonts w:ascii="Calibri" w:eastAsia="Times New Roman" w:hAnsi="Calibri" w:cs="Calibri"/>
-                <w:color w:val="000000"/>
-                <w:kern w:val="0"/>
-                <w14:ligatures w14:val="none"/>
-              </w:rPr>
-              <w:t>1</w:t>
-            </w:r>
-          </w:p>
-        </w:tc>
-        <w:tc>
-          <w:tcPr>
-            <w:tcW w:w="1435" w:type="dxa"/>
-            <w:shd w:val="clear" w:color="auto" w:fill="auto"/>
-            <w:vAlign w:val="center"/>
-            <w:hideMark/>
-          </w:tcPr>
-          <w:p>
-            <w:pPr>
-              <w:spacing w:after="0" w:line="240" w:lineRule="auto"/>
-              <w:rPr>
-                <w:rFonts w:ascii="Calibri" w:eastAsia="Times New Roman" w:hAnsi="Calibri" w:cs="Calibri"/>
-                <w:color w:val="000000"/>
-                <w:kern w:val="0"/>
-                <w14:ligatures w14:val="none"/>
-              </w:rPr>
-            </w:pPr>
-            <w:r>
-              <w:rPr>
-                <w:rFonts w:ascii="Calibri" w:eastAsia="Times New Roman" w:hAnsi="Calibri" w:cs="Calibri"/>
-                <w:color w:val="000000"/>
-                <w:kern w:val="0"/>
-                <w14:ligatures w14:val="none"/>
-              </w:rPr>
-              <w:t>Young</w:t>
-            </w:r>
-          </w:p>
-        </w:tc>
-        <w:tc>
-          <w:tcPr>
-            <w:tcW w:w="1360" w:type="dxa"/>
-            <w:shd w:val="clear" w:color="auto" w:fill="auto"/>
-            <w:vAlign w:val="center"/>
-            <w:hideMark/>
-          </w:tcPr>
-          <w:p>
-            <w:pPr>
-              <w:spacing w:after="0" w:line="240" w:lineRule="auto"/>
-              <w:rPr>
-                <w:rFonts w:ascii="Calibri" w:eastAsia="Times New Roman" w:hAnsi="Calibri" w:cs="Calibri"/>
-                <w:color w:val="000000"/>
-                <w:kern w:val="0"/>
-                <w14:ligatures w14:val="none"/>
-              </w:rPr>
-            </w:pPr>
-            <w:r>
-              <w:rPr>
-                <w:rFonts w:ascii="Calibri" w:eastAsia="Times New Roman" w:hAnsi="Calibri" w:cs="Calibri"/>
-                <w:color w:val="000000"/>
-                <w:kern w:val="0"/>
-                <w14:ligatures w14:val="none"/>
-              </w:rPr>
-              <w:t>Mark</w:t>
-            </w:r>
-          </w:p>
-        </w:tc>
-        <w:tc>
-          <w:tcPr>
-            <w:tcW w:w="1525" w:type="dxa"/>
-          </w:tcPr>
-          <w:p>
-            <w:pPr>
-              <w:spacing w:after="0" w:line="240" w:lineRule="auto"/>
-              <w:jc w:val="center"/>
-              <w:rPr>
-                <w:rFonts w:ascii="Calibri" w:eastAsia="Times New Roman" w:hAnsi="Calibri" w:cs="Calibri"/>
-                <w:color w:val="000000"/>
-                <w:kern w:val="0"/>
-                <w14:ligatures w14:val="none"/>
-              </w:rPr>
-            </w:pPr>
-            <w:r>
-              <w:rPr>
-                <w:rFonts w:ascii="Calibri" w:eastAsia="Times New Roman" w:hAnsi="Calibri" w:cs="Calibri"/>
-                <w:color w:val="000000"/>
-                <w:kern w:val="0"/>
-                <w14:ligatures w14:val="none"/>
-              </w:rPr>
-              <w:t>Regular</w:t>
-            </w:r>
-          </w:p>
-        </w:tc>
-      </w:tr>
-    </w:tbl>
-    <w:p/>
     <w:sectPr>
       <w:headerReference w:type="default" r:id="rId7"/>
       <w:pgSz w:w="12240" w:h="15840"/>
